--- a/docs/proposal/기술제안서_ARGUS_v2.docx
+++ b/docs/proposal/기술제안서_ARGUS_v2.docx
@@ -2550,7 +2550,27 @@
           <w:color w:val="000000"/>
           <w:sz w:val="19"/>
         </w:rPr>
-        <w:t xml:space="preserve"> 라우팅은 규칙으로, 검색은 메타 프리필터와 BM25 로, 계산은 전용 도구로, 검증은 결정적 검사로 처리한다. </w:t>
+        <w:t xml:space="preserve"> 검색과 추론을 교차시키는 루프 형태는 ReAct [4] 에서 왔지만 </w:t>
+      </w:r>
+      <w:r>
+        <w:rPr>
+          <w:rFonts w:ascii="맑은 고딕" w:hAnsi="맑은 고딕" w:eastAsia="맑은 고딕"/>
+          <w:b/>
+          <w:i w:val="0"/>
+          <w:color w:val="000000"/>
+          <w:sz w:val="19"/>
+        </w:rPr>
+        <w:t>행동 선택을 모델에 맡기지 않는다</w:t>
+      </w:r>
+      <w:r>
+        <w:rPr>
+          <w:rFonts w:ascii="맑은 고딕" w:hAnsi="맑은 고딕" w:eastAsia="맑은 고딕"/>
+          <w:b w:val="0"/>
+          <w:i w:val="0"/>
+          <w:color w:val="000000"/>
+          <w:sz w:val="19"/>
+        </w:rPr>
+        <w:t xml:space="preserve"> — 결정적 계획이 고른다. 라우팅은 규칙으로, 검색은 메타 프리필터와 BM25 로, 계산은 전용 도구로, 검증은 결정적 검사로 처리한다. </w:t>
       </w:r>
       <w:r>
         <w:rPr>
@@ -2595,7 +2615,7 @@
           <w:color w:val="000000"/>
           <w:sz w:val="19"/>
         </w:rPr>
-        <w:t xml:space="preserve"> 정정본과 원공시를 체인으로 복원하고, </w:t>
+        <w:t xml:space="preserve"> 구조 검색과 본문 검색을 번갈아 도는 형태는 Think-on-Graph 2.0 [11], 긴 문서를 목차 경로로 나눠 탐색하는 방식은 GraphReader [10] 의 발상이다. 정정본과 원공시를 체인으로 복원하고, </w:t>
       </w:r>
       <w:r>
         <w:rPr>
@@ -2660,7 +2680,7 @@
           <w:color w:val="000000"/>
           <w:sz w:val="19"/>
         </w:rPr>
-        <w:t xml:space="preserve"> 답이 흔들리기 쉬운 자리(합계·차이·단위 환산·목록)는 </w:t>
+        <w:t xml:space="preserve"> 여러 근거를 모아 하나로 집계하는 단계를 따로 두는 것은 Graph of Thoughts [6] 의 발상이고, 생성된 등식을 외부에서 재계산해 결과를 전파하는 것은 Chain-of-Thought 부록 B [2] 의 처방이다. 답이 흔들리기 쉬운 자리(합계·차이·단위 환산·목록)는 </w:t>
       </w:r>
       <w:r>
         <w:rPr>
@@ -2705,7 +2725,7 @@
           <w:color w:val="000000"/>
           <w:sz w:val="19"/>
         </w:rPr>
-        <w:t xml:space="preserve"> 공시를 관계형 데이터로 보는 그래프 기반 검색이 통용되지만, </w:t>
+        <w:t xml:space="preserve"> 공시를 관계형 데이터로 보는 그래프 기반 검색 [7][8][12] 이 통용되지만, </w:t>
       </w:r>
       <w:r>
         <w:rPr>
@@ -2725,7 +2745,7 @@
           <w:color w:val="000000"/>
           <w:sz w:val="19"/>
         </w:rPr>
-        <w:t xml:space="preserve">했다. 임베딩 하이브리드도 붙여서 측정한 결과 검색 지표가 한 칸도 움직이지 않아 제외했다. 좋아 보이는 것을 넣은 것이 아니라 </w:t>
+        <w:t xml:space="preserve">했다. 임베딩 하이브리드 [9][11] 도 붙여서 측정한 결과 검색 지표가 한 칸도 움직이지 않아 제외했다. 하이퍼엣지 [12] 는 코퍼스의 arity 가 2 이하인 비율이 58.4%라 논문의 전제 자체가 성립하지 않았다. 좋아 보이는 것을 넣은 것이 아니라 </w:t>
       </w:r>
       <w:r>
         <w:rPr>
@@ -2831,7 +2851,7 @@
       <w:r>
         <w:drawing>
           <wp:inline xmlns:a="http://schemas.openxmlformats.org/drawingml/2006/main" xmlns:pic="http://schemas.openxmlformats.org/drawingml/2006/picture">
-            <wp:extent cx="6443999" cy="4987802"/>
+            <wp:extent cx="6443999" cy="5238861"/>
             <wp:docPr id="1" name="Picture 1"/>
             <wp:cNvGraphicFramePr>
               <a:graphicFrameLocks noChangeAspect="1"/>
@@ -2852,7 +2872,7 @@
                   <pic:spPr>
                     <a:xfrm>
                       <a:off x="0" y="0"/>
-                      <a:ext cx="6443999" cy="4987802"/>
+                      <a:ext cx="6443999" cy="5238861"/>
                     </a:xfrm>
                     <a:prstGeom prst="rect"/>
                   </pic:spPr>
@@ -2876,7 +2896,7 @@
           <w:color w:val="555555"/>
           <w:sz w:val="17"/>
         </w:rPr>
-        <w:t>그림 1. 배포 구조 — 오프라인 색인은 빌드 타임에 끝나고, 서버와 정적 사이트가 같은 산출물을 읽되 서로의 장애가 전파되지 않는다. 파란 구간이 LLM 호출 0회이며 파이프라인의 대부분을 차지한다.</w:t>
+        <w:t>그림 1. 배포 구조 — A 입력·라우팅, B 검색·근거, B′ 결정적 집계까지가 LLM 호출 0회 구간이며 파이프라인의 대부분을 차지한다. C 생성에서만 모델을 부르고, D 검증·처분이 결정적 검사로 되받는다. 상자 안의 이름은 저장소에 실재하는 함수·도구·게이트 식별자다. 대괄호 번호는 아래 「참고 문헌」의 번호다.</w:t>
       </w:r>
     </w:p>
     <w:p>
@@ -4035,6 +4055,61 @@
           <w:sz w:val="19"/>
         </w:rPr>
         <w:t>기업 목록 화면은 업종별로 묶어 공시 건수와 정정 건수를 함께 보여 주고, 회사를 고르면 계약·정정·거래상대를 한 화면에서 본다.</w:t>
+      </w:r>
+    </w:p>
+    <w:p>
+      <w:pPr>
+        <w:jc w:val="center"/>
+      </w:pPr>
+      <w:r>
+        <w:drawing>
+          <wp:inline xmlns:a="http://schemas.openxmlformats.org/drawingml/2006/main" xmlns:pic="http://schemas.openxmlformats.org/drawingml/2006/picture">
+            <wp:extent cx="6443999" cy="5707542"/>
+            <wp:docPr id="2" name="Picture 2"/>
+            <wp:cNvGraphicFramePr>
+              <a:graphicFrameLocks noChangeAspect="1"/>
+            </wp:cNvGraphicFramePr>
+            <a:graphic>
+              <a:graphicData uri="http://schemas.openxmlformats.org/drawingml/2006/picture">
+                <pic:pic>
+                  <pic:nvPicPr>
+                    <pic:cNvPr id="0" name="argus-site-company.png"/>
+                    <pic:cNvPicPr/>
+                  </pic:nvPicPr>
+                  <pic:blipFill>
+                    <a:blip r:embed="rId10"/>
+                    <a:stretch>
+                      <a:fillRect/>
+                    </a:stretch>
+                  </pic:blipFill>
+                  <pic:spPr>
+                    <a:xfrm>
+                      <a:off x="0" y="0"/>
+                      <a:ext cx="6443999" cy="5707542"/>
+                    </a:xfrm>
+                    <a:prstGeom prst="rect"/>
+                  </pic:spPr>
+                </pic:pic>
+              </a:graphicData>
+            </a:graphic>
+          </wp:inline>
+        </w:drawing>
+      </w:r>
+    </w:p>
+    <w:p>
+      <w:pPr>
+        <w:spacing w:after="200" w:before="0" w:line="324" w:lineRule="auto"/>
+        <w:jc w:val="center"/>
+      </w:pPr>
+      <w:r>
+        <w:rPr>
+          <w:rFonts w:ascii="맑은 고딕" w:hAnsi="맑은 고딕" w:eastAsia="맑은 고딕"/>
+          <w:b w:val="0"/>
+          <w:i w:val="0"/>
+          <w:color w:val="555555"/>
+          <w:sz w:val="17"/>
+        </w:rPr>
+        <w:t>그림 2. 기업 목록 화면. 업종별로 묶어 공시 건수를 보여 주고, 정정이 있는 회사에는 정정 건수를 배지로 함께 표시한다. 회사를 고르면 계약 공시·나중에 정정된 공시·거래상대를 한 화면에서 본다 — 공시를 하나씩 열지 않는다.</w:t>
       </w:r>
     </w:p>
     <w:p>
@@ -8763,6 +8838,2275 @@
           <w:sz w:val="19"/>
         </w:rPr>
         <w:t>· 근거 칸 상한과 차선 정렬 개선 (6-2)</w:t>
+      </w:r>
+    </w:p>
+    <w:p>
+      <w:r>
+        <w:br w:type="page"/>
+      </w:r>
+    </w:p>
+    <w:p>
+      <w:pPr>
+        <w:keepNext/>
+        <w:spacing w:before="320" w:after="120"/>
+      </w:pPr>
+      <w:r>
+        <w:rPr>
+          <w:rFonts w:ascii="맑은 고딕" w:hAnsi="맑은 고딕" w:eastAsia="맑은 고딕"/>
+          <w:b/>
+          <w:i w:val="0"/>
+          <w:color w:val="1F406E"/>
+          <w:sz w:val="26"/>
+        </w:rPr>
+        <w:t>참고 문헌</w:t>
+      </w:r>
+    </w:p>
+    <w:p>
+      <w:pPr>
+        <w:spacing w:after="100" w:before="0" w:line="324" w:lineRule="auto"/>
+      </w:pPr>
+      <w:r>
+        <w:rPr>
+          <w:rFonts w:ascii="맑은 고딕" w:hAnsi="맑은 고딕" w:eastAsia="맑은 고딕"/>
+          <w:b w:val="0"/>
+          <w:i w:val="0"/>
+          <w:color w:val="000000"/>
+          <w:sz w:val="19"/>
+        </w:rPr>
+        <w:t xml:space="preserve">설계에 참조한 문헌 18편이다. 🔴 </w:t>
+      </w:r>
+      <w:r>
+        <w:rPr>
+          <w:rFonts w:ascii="맑은 고딕" w:hAnsi="맑은 고딕" w:eastAsia="맑은 고딕"/>
+          <w:b/>
+          <w:i w:val="0"/>
+          <w:color w:val="000000"/>
+          <w:sz w:val="19"/>
+        </w:rPr>
+        <w:t>논문에 있다는 것은 채택 사유가 아니다.</w:t>
+      </w:r>
+      <w:r>
+        <w:rPr>
+          <w:rFonts w:ascii="맑은 고딕" w:hAnsi="맑은 고딕" w:eastAsia="맑은 고딕"/>
+          <w:b w:val="0"/>
+          <w:i w:val="0"/>
+          <w:color w:val="000000"/>
+          <w:sz w:val="19"/>
+        </w:rPr>
+        <w:t xml:space="preserve"> 처방마다 구성 스위치를 세워 우리 코퍼스에서 재고 그 결과로 갈랐다. </w:t>
+      </w:r>
+      <w:r>
+        <w:rPr>
+          <w:rFonts w:ascii="맑은 고딕" w:hAnsi="맑은 고딕" w:eastAsia="맑은 고딕"/>
+          <w:b/>
+          <w:i w:val="0"/>
+          <w:color w:val="000000"/>
+          <w:sz w:val="19"/>
+        </w:rPr>
+        <w:t>기각도 결과이므로 함께 적는다.</w:t>
+      </w:r>
+      <w:r>
+        <w:rPr>
+          <w:rFonts w:ascii="맑은 고딕" w:hAnsi="맑은 고딕" w:eastAsia="맑은 고딕"/>
+          <w:b w:val="0"/>
+          <w:i w:val="0"/>
+          <w:color w:val="000000"/>
+          <w:sz w:val="19"/>
+        </w:rPr>
+        <w:t xml:space="preserve"> 스위치 정의는 </w:t>
+      </w:r>
+      <w:r>
+        <w:rPr>
+          <w:rFonts w:ascii="Consolas" w:hAnsi="Consolas" w:eastAsia="맑은 고딕"/>
+          <w:b w:val="0"/>
+          <w:i w:val="0"/>
+          <w:color w:val="000000"/>
+          <w:sz w:val="19"/>
+        </w:rPr>
+        <w:t>src/argus/ablation.py</w:t>
+      </w:r>
+      <w:r>
+        <w:rPr>
+          <w:rFonts w:ascii="맑은 고딕" w:hAnsi="맑은 고딕" w:eastAsia="맑은 고딕"/>
+          <w:b w:val="0"/>
+          <w:i w:val="0"/>
+          <w:color w:val="000000"/>
+          <w:sz w:val="19"/>
+        </w:rPr>
+        <w:t xml:space="preserve">, 측정 절차는 </w:t>
+      </w:r>
+      <w:r>
+        <w:rPr>
+          <w:rFonts w:ascii="Consolas" w:hAnsi="Consolas" w:eastAsia="맑은 고딕"/>
+          <w:b w:val="0"/>
+          <w:i w:val="0"/>
+          <w:color w:val="000000"/>
+          <w:sz w:val="19"/>
+        </w:rPr>
+        <w:t>docs/pipeline/09-ablation.md</w:t>
+      </w:r>
+      <w:r>
+        <w:rPr>
+          <w:rFonts w:ascii="맑은 고딕" w:hAnsi="맑은 고딕" w:eastAsia="맑은 고딕"/>
+          <w:b w:val="0"/>
+          <w:i w:val="0"/>
+          <w:color w:val="000000"/>
+          <w:sz w:val="19"/>
+        </w:rPr>
+        <w:t xml:space="preserve"> 에 있다.</w:t>
+      </w:r>
+    </w:p>
+    <w:p>
+      <w:pPr>
+        <w:keepNext/>
+        <w:spacing w:before="220" w:after="120"/>
+      </w:pPr>
+      <w:r>
+        <w:rPr>
+          <w:rFonts w:ascii="맑은 고딕" w:hAnsi="맑은 고딕" w:eastAsia="맑은 고딕"/>
+          <w:b/>
+          <w:i w:val="0"/>
+          <w:color w:val="000000"/>
+          <w:sz w:val="22"/>
+        </w:rPr>
+        <w:t>■ 채택한 것</w:t>
+      </w:r>
+    </w:p>
+    <w:tbl>
+      <w:tblPr>
+        <w:tblStyle w:val="TableGrid"/>
+        <w:tblW w:type="auto" w:w="0"/>
+        <w:jc w:val="center"/>
+        <w:tblLook w:firstColumn="1" w:firstRow="1" w:lastColumn="0" w:lastRow="0" w:noHBand="0" w:noVBand="1" w:val="04A0"/>
+      </w:tblPr>
+      <w:tblGrid>
+        <w:gridCol w:w="3402"/>
+        <w:gridCol w:w="3402"/>
+        <w:gridCol w:w="3402"/>
+      </w:tblGrid>
+      <w:tr>
+        <w:tc>
+          <w:tcPr>
+            <w:tcW w:type="dxa" w:w="3402"/>
+          </w:tcPr>
+          <w:p>
+            <w:pPr>
+              <w:spacing w:after="40"/>
+            </w:pPr>
+            <w:r>
+              <w:rPr>
+                <w:rFonts w:ascii="맑은 고딕" w:hAnsi="맑은 고딕" w:eastAsia="맑은 고딕"/>
+                <w:b/>
+                <w:i w:val="0"/>
+                <w:color w:val="000000"/>
+                <w:sz w:val="18"/>
+              </w:rPr>
+              <w:t>문헌</w:t>
+            </w:r>
+          </w:p>
+        </w:tc>
+        <w:tc>
+          <w:tcPr>
+            <w:tcW w:type="dxa" w:w="3402"/>
+          </w:tcPr>
+          <w:p>
+            <w:pPr>
+              <w:spacing w:after="40"/>
+            </w:pPr>
+            <w:r>
+              <w:rPr>
+                <w:rFonts w:ascii="맑은 고딕" w:hAnsi="맑은 고딕" w:eastAsia="맑은 고딕"/>
+                <w:b/>
+                <w:i w:val="0"/>
+                <w:color w:val="000000"/>
+                <w:sz w:val="18"/>
+              </w:rPr>
+              <w:t>가져온 것</w:t>
+            </w:r>
+          </w:p>
+        </w:tc>
+        <w:tc>
+          <w:tcPr>
+            <w:tcW w:type="dxa" w:w="3402"/>
+          </w:tcPr>
+          <w:p>
+            <w:pPr>
+              <w:spacing w:after="40"/>
+            </w:pPr>
+            <w:r>
+              <w:rPr>
+                <w:rFonts w:ascii="맑은 고딕" w:hAnsi="맑은 고딕" w:eastAsia="맑은 고딕"/>
+                <w:b/>
+                <w:i w:val="0"/>
+                <w:color w:val="000000"/>
+                <w:sz w:val="18"/>
+              </w:rPr>
+              <w:t>구현 위치</w:t>
+            </w:r>
+          </w:p>
+        </w:tc>
+      </w:tr>
+      <w:tr>
+        <w:tc>
+          <w:tcPr>
+            <w:tcW w:type="dxa" w:w="3402"/>
+          </w:tcPr>
+          <w:p>
+            <w:pPr>
+              <w:spacing w:after="40"/>
+            </w:pPr>
+            <w:r>
+              <w:rPr>
+                <w:rFonts w:ascii="맑은 고딕" w:hAnsi="맑은 고딕" w:eastAsia="맑은 고딕"/>
+                <w:b w:val="0"/>
+                <w:i w:val="0"/>
+                <w:color w:val="000000"/>
+                <w:sz w:val="18"/>
+              </w:rPr>
+              <w:t>GPT-3 [1]</w:t>
+            </w:r>
+          </w:p>
+        </w:tc>
+        <w:tc>
+          <w:tcPr>
+            <w:tcW w:type="dxa" w:w="3402"/>
+          </w:tcPr>
+          <w:p>
+            <w:pPr>
+              <w:spacing w:after="40"/>
+            </w:pPr>
+            <w:r>
+              <w:rPr>
+                <w:rFonts w:ascii="맑은 고딕" w:hAnsi="맑은 고딕" w:eastAsia="맑은 고딕"/>
+                <w:b w:val="0"/>
+                <w:i w:val="0"/>
+                <w:color w:val="000000"/>
+                <w:sz w:val="18"/>
+              </w:rPr>
+              <w:t>가중치를 고치지 않고 문맥만으로 과제를 수행한다는 전제</w:t>
+            </w:r>
+          </w:p>
+        </w:tc>
+        <w:tc>
+          <w:tcPr>
+            <w:tcW w:type="dxa" w:w="3402"/>
+          </w:tcPr>
+          <w:p>
+            <w:pPr>
+              <w:spacing w:after="40"/>
+            </w:pPr>
+            <w:r>
+              <w:rPr>
+                <w:rFonts w:ascii="맑은 고딕" w:hAnsi="맑은 고딕" w:eastAsia="맑은 고딕"/>
+                <w:b w:val="0"/>
+                <w:i w:val="0"/>
+                <w:color w:val="000000"/>
+                <w:sz w:val="18"/>
+              </w:rPr>
+              <w:t>규약상 추가 학습이 불가하므로 접근 자체의 근거. few-shot exemplar 기법은 쓰지 않는다</w:t>
+            </w:r>
+          </w:p>
+        </w:tc>
+      </w:tr>
+      <w:tr>
+        <w:tc>
+          <w:tcPr>
+            <w:tcW w:type="dxa" w:w="3402"/>
+          </w:tcPr>
+          <w:p>
+            <w:pPr>
+              <w:spacing w:after="40"/>
+            </w:pPr>
+            <w:r>
+              <w:rPr>
+                <w:rFonts w:ascii="맑은 고딕" w:hAnsi="맑은 고딕" w:eastAsia="맑은 고딕"/>
+                <w:b w:val="0"/>
+                <w:i w:val="0"/>
+                <w:color w:val="000000"/>
+                <w:sz w:val="18"/>
+              </w:rPr>
+              <w:t>Chain-of-Thought [2]</w:t>
+            </w:r>
+          </w:p>
+        </w:tc>
+        <w:tc>
+          <w:tcPr>
+            <w:tcW w:type="dxa" w:w="3402"/>
+          </w:tcPr>
+          <w:p>
+            <w:pPr>
+              <w:spacing w:after="40"/>
+            </w:pPr>
+            <w:r>
+              <w:rPr>
+                <w:rFonts w:ascii="맑은 고딕" w:hAnsi="맑은 고딕" w:eastAsia="맑은 고딕"/>
+                <w:b w:val="0"/>
+                <w:i w:val="0"/>
+                <w:color w:val="000000"/>
+                <w:sz w:val="18"/>
+              </w:rPr>
+              <w:t>답변보다 근거와 계산을 먼저 쓰게 하는 순서</w:t>
+            </w:r>
+          </w:p>
+        </w:tc>
+        <w:tc>
+          <w:tcPr>
+            <w:tcW w:type="dxa" w:w="3402"/>
+          </w:tcPr>
+          <w:p>
+            <w:pPr>
+              <w:spacing w:after="40"/>
+            </w:pPr>
+            <w:r>
+              <w:rPr>
+                <w:rFonts w:ascii="Consolas" w:hAnsi="Consolas" w:eastAsia="맑은 고딕"/>
+                <w:b w:val="0"/>
+                <w:i w:val="0"/>
+                <w:color w:val="000000"/>
+                <w:sz w:val="18"/>
+              </w:rPr>
+              <w:t>agent/prompts.py</w:t>
+            </w:r>
+            <w:r>
+              <w:rPr>
+                <w:rFonts w:ascii="맑은 고딕" w:hAnsi="맑은 고딕" w:eastAsia="맑은 고딕"/>
+                <w:b w:val="0"/>
+                <w:i w:val="0"/>
+                <w:color w:val="000000"/>
+                <w:sz w:val="18"/>
+              </w:rPr>
+              <w:t xml:space="preserve"> · 응답의 </w:t>
+            </w:r>
+            <w:r>
+              <w:rPr>
+                <w:rFonts w:ascii="Consolas" w:hAnsi="Consolas" w:eastAsia="맑은 고딕"/>
+                <w:b w:val="0"/>
+                <w:i w:val="0"/>
+                <w:color w:val="000000"/>
+                <w:sz w:val="18"/>
+              </w:rPr>
+              <w:t>think_trace</w:t>
+            </w:r>
+          </w:p>
+        </w:tc>
+      </w:tr>
+      <w:tr>
+        <w:tc>
+          <w:tcPr>
+            <w:tcW w:type="dxa" w:w="3402"/>
+          </w:tcPr>
+          <w:p>
+            <w:pPr>
+              <w:spacing w:after="40"/>
+            </w:pPr>
+            <w:r>
+              <w:rPr>
+                <w:rFonts w:ascii="맑은 고딕" w:hAnsi="맑은 고딕" w:eastAsia="맑은 고딕"/>
+                <w:b w:val="0"/>
+                <w:i w:val="0"/>
+                <w:color w:val="000000"/>
+                <w:sz w:val="18"/>
+              </w:rPr>
+              <w:t>Chain-of-Thought 부록 B [2]</w:t>
+            </w:r>
+          </w:p>
+        </w:tc>
+        <w:tc>
+          <w:tcPr>
+            <w:tcW w:type="dxa" w:w="3402"/>
+          </w:tcPr>
+          <w:p>
+            <w:pPr>
+              <w:spacing w:after="40"/>
+            </w:pPr>
+            <w:r>
+              <w:rPr>
+                <w:rFonts w:ascii="맑은 고딕" w:hAnsi="맑은 고딕" w:eastAsia="맑은 고딕"/>
+                <w:b w:val="0"/>
+                <w:i w:val="0"/>
+                <w:color w:val="000000"/>
+                <w:sz w:val="18"/>
+              </w:rPr>
+              <w:t>생성된 등식을 외부 계산기로 재계산하고 결과를 전파</w:t>
+            </w:r>
+          </w:p>
+        </w:tc>
+        <w:tc>
+          <w:tcPr>
+            <w:tcW w:type="dxa" w:w="3402"/>
+          </w:tcPr>
+          <w:p>
+            <w:pPr>
+              <w:spacing w:after="40"/>
+            </w:pPr>
+            <w:r>
+              <w:rPr>
+                <w:rFonts w:ascii="Consolas" w:hAnsi="Consolas" w:eastAsia="맑은 고딕"/>
+                <w:b w:val="0"/>
+                <w:i w:val="0"/>
+                <w:color w:val="000000"/>
+                <w:sz w:val="18"/>
+              </w:rPr>
+              <w:t>agent/critic.py</w:t>
+            </w:r>
+            <w:r>
+              <w:rPr>
+                <w:rFonts w:ascii="맑은 고딕" w:hAnsi="맑은 고딕" w:eastAsia="맑은 고딕"/>
+                <w:b w:val="0"/>
+                <w:i w:val="0"/>
+                <w:color w:val="000000"/>
+                <w:sz w:val="18"/>
+              </w:rPr>
+              <w:t xml:space="preserve"> 의 </w:t>
+            </w:r>
+            <w:r>
+              <w:rPr>
+                <w:rFonts w:ascii="Consolas" w:hAnsi="Consolas" w:eastAsia="맑은 고딕"/>
+                <w:b w:val="0"/>
+                <w:i w:val="0"/>
+                <w:color w:val="000000"/>
+                <w:sz w:val="18"/>
+              </w:rPr>
+              <w:t>verify_answer_arithmetic</w:t>
+            </w:r>
+            <w:r>
+              <w:rPr>
+                <w:rFonts w:ascii="맑은 고딕" w:hAnsi="맑은 고딕" w:eastAsia="맑은 고딕"/>
+                <w:b w:val="0"/>
+                <w:i w:val="0"/>
+                <w:color w:val="000000"/>
+                <w:sz w:val="18"/>
+              </w:rPr>
+              <w:t xml:space="preserve"> · </w:t>
+            </w:r>
+            <w:r>
+              <w:rPr>
+                <w:rFonts w:ascii="Consolas" w:hAnsi="Consolas" w:eastAsia="맑은 고딕"/>
+                <w:b w:val="0"/>
+                <w:i w:val="0"/>
+                <w:color w:val="000000"/>
+                <w:sz w:val="18"/>
+              </w:rPr>
+              <w:t>substitute_verified</w:t>
+            </w:r>
+          </w:p>
+        </w:tc>
+      </w:tr>
+      <w:tr>
+        <w:tc>
+          <w:tcPr>
+            <w:tcW w:type="dxa" w:w="3402"/>
+          </w:tcPr>
+          <w:p>
+            <w:pPr>
+              <w:spacing w:after="40"/>
+            </w:pPr>
+            <w:r>
+              <w:rPr>
+                <w:rFonts w:ascii="맑은 고딕" w:hAnsi="맑은 고딕" w:eastAsia="맑은 고딕"/>
+                <w:b w:val="0"/>
+                <w:i w:val="0"/>
+                <w:color w:val="000000"/>
+                <w:sz w:val="18"/>
+              </w:rPr>
+              <w:t>Self-Consistency [3]</w:t>
+            </w:r>
+          </w:p>
+        </w:tc>
+        <w:tc>
+          <w:tcPr>
+            <w:tcW w:type="dxa" w:w="3402"/>
+          </w:tcPr>
+          <w:p>
+            <w:pPr>
+              <w:spacing w:after="40"/>
+            </w:pPr>
+            <w:r>
+              <w:rPr>
+                <w:rFonts w:ascii="맑은 고딕" w:hAnsi="맑은 고딕" w:eastAsia="맑은 고딕"/>
+                <w:b w:val="0"/>
+                <w:i w:val="0"/>
+                <w:color w:val="000000"/>
+                <w:sz w:val="18"/>
+              </w:rPr>
+              <w:t>k개 표본의 다수결</w:t>
+            </w:r>
+          </w:p>
+        </w:tc>
+        <w:tc>
+          <w:tcPr>
+            <w:tcW w:type="dxa" w:w="3402"/>
+          </w:tcPr>
+          <w:p>
+            <w:pPr>
+              <w:spacing w:after="40"/>
+            </w:pPr>
+            <w:r>
+              <w:rPr>
+                <w:rFonts w:ascii="맑은 고딕" w:hAnsi="맑은 고딕" w:eastAsia="맑은 고딕"/>
+                <w:b/>
+                <w:i w:val="0"/>
+                <w:color w:val="000000"/>
+                <w:sz w:val="18"/>
+              </w:rPr>
+              <w:t>변형 채택</w:t>
+            </w:r>
+            <w:r>
+              <w:rPr>
+                <w:rFonts w:ascii="맑은 고딕" w:hAnsi="맑은 고딕" w:eastAsia="맑은 고딕"/>
+                <w:b w:val="0"/>
+                <w:i w:val="0"/>
+                <w:color w:val="000000"/>
+                <w:sz w:val="18"/>
+              </w:rPr>
+              <w:t xml:space="preserve"> — 금액 문항 한정 · 온도 0.0 · 키 집합 비교 (원형은 기각, 아래)</w:t>
+            </w:r>
+          </w:p>
+        </w:tc>
+      </w:tr>
+      <w:tr>
+        <w:tc>
+          <w:tcPr>
+            <w:tcW w:type="dxa" w:w="3402"/>
+          </w:tcPr>
+          <w:p>
+            <w:pPr>
+              <w:spacing w:after="40"/>
+            </w:pPr>
+            <w:r>
+              <w:rPr>
+                <w:rFonts w:ascii="맑은 고딕" w:hAnsi="맑은 고딕" w:eastAsia="맑은 고딕"/>
+                <w:b w:val="0"/>
+                <w:i w:val="0"/>
+                <w:color w:val="000000"/>
+                <w:sz w:val="18"/>
+              </w:rPr>
+              <w:t>ReAct [4]</w:t>
+            </w:r>
+          </w:p>
+        </w:tc>
+        <w:tc>
+          <w:tcPr>
+            <w:tcW w:type="dxa" w:w="3402"/>
+          </w:tcPr>
+          <w:p>
+            <w:pPr>
+              <w:spacing w:after="40"/>
+            </w:pPr>
+            <w:r>
+              <w:rPr>
+                <w:rFonts w:ascii="맑은 고딕" w:hAnsi="맑은 고딕" w:eastAsia="맑은 고딕"/>
+                <w:b w:val="0"/>
+                <w:i w:val="0"/>
+                <w:color w:val="000000"/>
+                <w:sz w:val="18"/>
+              </w:rPr>
+              <w:t>검색과 추론을 교차하는 다단계 루프</w:t>
+            </w:r>
+          </w:p>
+        </w:tc>
+        <w:tc>
+          <w:tcPr>
+            <w:tcW w:type="dxa" w:w="3402"/>
+          </w:tcPr>
+          <w:p>
+            <w:pPr>
+              <w:spacing w:after="40"/>
+            </w:pPr>
+            <w:r>
+              <w:rPr>
+                <w:rFonts w:ascii="Consolas" w:hAnsi="Consolas" w:eastAsia="맑은 고딕"/>
+                <w:b w:val="0"/>
+                <w:i w:val="0"/>
+                <w:color w:val="000000"/>
+                <w:sz w:val="18"/>
+              </w:rPr>
+              <w:t>agent/pipeline.py</w:t>
+            </w:r>
+            <w:r>
+              <w:rPr>
+                <w:rFonts w:ascii="맑은 고딕" w:hAnsi="맑은 고딕" w:eastAsia="맑은 고딕"/>
+                <w:b w:val="0"/>
+                <w:i w:val="0"/>
+                <w:color w:val="000000"/>
+                <w:sz w:val="18"/>
+              </w:rPr>
+              <w:t xml:space="preserve"> 의 hop 사다리. </w:t>
+            </w:r>
+            <w:r>
+              <w:rPr>
+                <w:rFonts w:ascii="맑은 고딕" w:hAnsi="맑은 고딕" w:eastAsia="맑은 고딕"/>
+                <w:b/>
+                <w:i w:val="0"/>
+                <w:color w:val="000000"/>
+                <w:sz w:val="18"/>
+              </w:rPr>
+              <w:t>행동 선택은 모델이 아니다</w:t>
+            </w:r>
+            <w:r>
+              <w:rPr>
+                <w:rFonts w:ascii="맑은 고딕" w:hAnsi="맑은 고딕" w:eastAsia="맑은 고딕"/>
+                <w:b w:val="0"/>
+                <w:i w:val="0"/>
+                <w:color w:val="000000"/>
+                <w:sz w:val="18"/>
+              </w:rPr>
+              <w:t xml:space="preserve"> — 결정적 계획이 고른다</w:t>
+            </w:r>
+          </w:p>
+        </w:tc>
+      </w:tr>
+      <w:tr>
+        <w:tc>
+          <w:tcPr>
+            <w:tcW w:type="dxa" w:w="3402"/>
+          </w:tcPr>
+          <w:p>
+            <w:pPr>
+              <w:spacing w:after="40"/>
+            </w:pPr>
+            <w:r>
+              <w:rPr>
+                <w:rFonts w:ascii="맑은 고딕" w:hAnsi="맑은 고딕" w:eastAsia="맑은 고딕"/>
+                <w:b w:val="0"/>
+                <w:i w:val="0"/>
+                <w:color w:val="000000"/>
+                <w:sz w:val="18"/>
+              </w:rPr>
+              <w:t>Evidence Utilization [15]</w:t>
+            </w:r>
+          </w:p>
+        </w:tc>
+        <w:tc>
+          <w:tcPr>
+            <w:tcW w:type="dxa" w:w="3402"/>
+          </w:tcPr>
+          <w:p>
+            <w:pPr>
+              <w:spacing w:after="40"/>
+            </w:pPr>
+            <w:r>
+              <w:rPr>
+                <w:rFonts w:ascii="맑은 고딕" w:hAnsi="맑은 고딕" w:eastAsia="맑은 고딕"/>
+                <w:b w:val="0"/>
+                <w:i w:val="0"/>
+                <w:color w:val="000000"/>
+                <w:sz w:val="18"/>
+              </w:rPr>
+              <w:t>골든 근거를 줘도 모델이 그것을 쓰지 않는다는 진단</w:t>
+            </w:r>
+          </w:p>
+        </w:tc>
+        <w:tc>
+          <w:tcPr>
+            <w:tcW w:type="dxa" w:w="3402"/>
+          </w:tcPr>
+          <w:p>
+            <w:pPr>
+              <w:spacing w:after="40"/>
+            </w:pPr>
+            <w:r>
+              <w:rPr>
+                <w:rFonts w:ascii="맑은 고딕" w:hAnsi="맑은 고딕" w:eastAsia="맑은 고딕"/>
+                <w:b w:val="0"/>
+                <w:i w:val="0"/>
+                <w:color w:val="000000"/>
+                <w:sz w:val="18"/>
+              </w:rPr>
+              <w:t>근거 이용률을 분리 측정. 시스템 프롬프트가 attention 을 크게 먹는다는 보고에 따라 규칙 수를 최소로 유지</w:t>
+            </w:r>
+          </w:p>
+        </w:tc>
+      </w:tr>
+    </w:tbl>
+    <w:p>
+      <w:pPr>
+        <w:spacing w:after="80"/>
+      </w:pPr>
+    </w:p>
+    <w:p>
+      <w:pPr>
+        <w:keepNext/>
+        <w:spacing w:before="220" w:after="120"/>
+      </w:pPr>
+      <w:r>
+        <w:rPr>
+          <w:rFonts w:ascii="맑은 고딕" w:hAnsi="맑은 고딕" w:eastAsia="맑은 고딕"/>
+          <w:b/>
+          <w:i w:val="0"/>
+          <w:color w:val="000000"/>
+          <w:sz w:val="22"/>
+        </w:rPr>
+        <w:t>■ 재보고 기각한 것</w:t>
+      </w:r>
+    </w:p>
+    <w:p>
+      <w:pPr>
+        <w:spacing w:after="100" w:before="0" w:line="324" w:lineRule="auto"/>
+      </w:pPr>
+      <w:r>
+        <w:rPr>
+          <w:rFonts w:ascii="맑은 고딕" w:hAnsi="맑은 고딕" w:eastAsia="맑은 고딕"/>
+          <w:b w:val="0"/>
+          <w:i w:val="0"/>
+          <w:color w:val="000000"/>
+          <w:sz w:val="19"/>
+        </w:rPr>
+        <w:t xml:space="preserve">스위치는 저장소에 남아 있고 배포본 </w:t>
+      </w:r>
+      <w:r>
+        <w:rPr>
+          <w:rFonts w:ascii="Consolas" w:hAnsi="Consolas" w:eastAsia="맑은 고딕"/>
+          <w:b w:val="0"/>
+          <w:i w:val="0"/>
+          <w:color w:val="000000"/>
+          <w:sz w:val="19"/>
+        </w:rPr>
+        <w:t>A84</w:t>
+      </w:r>
+      <w:r>
+        <w:rPr>
+          <w:rFonts w:ascii="맑은 고딕" w:hAnsi="맑은 고딕" w:eastAsia="맑은 고딕"/>
+          <w:b w:val="0"/>
+          <w:i w:val="0"/>
+          <w:color w:val="000000"/>
+          <w:sz w:val="19"/>
+        </w:rPr>
+        <w:t xml:space="preserve"> 에서 꺼져 있다. </w:t>
+      </w:r>
+      <w:r>
+        <w:rPr>
+          <w:rFonts w:ascii="맑은 고딕" w:hAnsi="맑은 고딕" w:eastAsia="맑은 고딕"/>
+          <w:b/>
+          <w:i w:val="0"/>
+          <w:color w:val="000000"/>
+          <w:sz w:val="19"/>
+        </w:rPr>
+        <w:t>재현 가능하다.</w:t>
+      </w:r>
+    </w:p>
+    <w:tbl>
+      <w:tblPr>
+        <w:tblStyle w:val="TableGrid"/>
+        <w:tblW w:type="auto" w:w="0"/>
+        <w:jc w:val="center"/>
+        <w:tblLook w:firstColumn="1" w:firstRow="1" w:lastColumn="0" w:lastRow="0" w:noHBand="0" w:noVBand="1" w:val="04A0"/>
+      </w:tblPr>
+      <w:tblGrid>
+        <w:gridCol w:w="3402"/>
+        <w:gridCol w:w="3402"/>
+        <w:gridCol w:w="3402"/>
+      </w:tblGrid>
+      <w:tr>
+        <w:tc>
+          <w:tcPr>
+            <w:tcW w:type="dxa" w:w="3402"/>
+          </w:tcPr>
+          <w:p>
+            <w:pPr>
+              <w:spacing w:after="40"/>
+            </w:pPr>
+            <w:r>
+              <w:rPr>
+                <w:rFonts w:ascii="맑은 고딕" w:hAnsi="맑은 고딕" w:eastAsia="맑은 고딕"/>
+                <w:b/>
+                <w:i w:val="0"/>
+                <w:color w:val="000000"/>
+                <w:sz w:val="18"/>
+              </w:rPr>
+              <w:t>문헌</w:t>
+            </w:r>
+          </w:p>
+        </w:tc>
+        <w:tc>
+          <w:tcPr>
+            <w:tcW w:type="dxa" w:w="3402"/>
+          </w:tcPr>
+          <w:p>
+            <w:pPr>
+              <w:spacing w:after="40"/>
+            </w:pPr>
+            <w:r>
+              <w:rPr>
+                <w:rFonts w:ascii="맑은 고딕" w:hAnsi="맑은 고딕" w:eastAsia="맑은 고딕"/>
+                <w:b/>
+                <w:i w:val="0"/>
+                <w:color w:val="000000"/>
+                <w:sz w:val="18"/>
+              </w:rPr>
+              <w:t>처방</w:t>
+            </w:r>
+          </w:p>
+        </w:tc>
+        <w:tc>
+          <w:tcPr>
+            <w:tcW w:type="dxa" w:w="3402"/>
+          </w:tcPr>
+          <w:p>
+            <w:pPr>
+              <w:spacing w:after="40"/>
+            </w:pPr>
+            <w:r>
+              <w:rPr>
+                <w:rFonts w:ascii="맑은 고딕" w:hAnsi="맑은 고딕" w:eastAsia="맑은 고딕"/>
+                <w:b/>
+                <w:i w:val="0"/>
+                <w:color w:val="000000"/>
+                <w:sz w:val="18"/>
+              </w:rPr>
+              <w:t>우리 코퍼스 실측</w:t>
+            </w:r>
+          </w:p>
+        </w:tc>
+      </w:tr>
+      <w:tr>
+        <w:tc>
+          <w:tcPr>
+            <w:tcW w:type="dxa" w:w="3402"/>
+          </w:tcPr>
+          <w:p>
+            <w:pPr>
+              <w:spacing w:after="40"/>
+            </w:pPr>
+            <w:r>
+              <w:rPr>
+                <w:rFonts w:ascii="맑은 고딕" w:hAnsi="맑은 고딕" w:eastAsia="맑은 고딕"/>
+                <w:b w:val="0"/>
+                <w:i w:val="0"/>
+                <w:color w:val="000000"/>
+                <w:sz w:val="18"/>
+              </w:rPr>
+              <w:t>Self-Consistency 원형 [3]</w:t>
+            </w:r>
+          </w:p>
+        </w:tc>
+        <w:tc>
+          <w:tcPr>
+            <w:tcW w:type="dxa" w:w="3402"/>
+          </w:tcPr>
+          <w:p>
+            <w:pPr>
+              <w:spacing w:after="40"/>
+            </w:pPr>
+            <w:r>
+              <w:rPr>
+                <w:rFonts w:ascii="맑은 고딕" w:hAnsi="맑은 고딕" w:eastAsia="맑은 고딕"/>
+                <w:b w:val="0"/>
+                <w:i w:val="0"/>
+                <w:color w:val="000000"/>
+                <w:sz w:val="18"/>
+              </w:rPr>
+              <w:t>온도를 올려 표집한 뒤 다수결</w:t>
+            </w:r>
+          </w:p>
+        </w:tc>
+        <w:tc>
+          <w:tcPr>
+            <w:tcW w:type="dxa" w:w="3402"/>
+          </w:tcPr>
+          <w:p>
+            <w:pPr>
+              <w:spacing w:after="40"/>
+            </w:pPr>
+            <w:r>
+              <w:rPr>
+                <w:rFonts w:ascii="맑은 고딕" w:hAnsi="맑은 고딕" w:eastAsia="맑은 고딕"/>
+                <w:b w:val="0"/>
+                <w:i w:val="0"/>
+                <w:color w:val="000000"/>
+                <w:sz w:val="18"/>
+              </w:rPr>
+              <w:t xml:space="preserve">온도 &gt; 0 이 통제 변수를 깨고 캐시를 우회해 재실행마다 재결제된다. </w:t>
+            </w:r>
+            <w:r>
+              <w:rPr>
+                <w:rFonts w:ascii="맑은 고딕" w:hAnsi="맑은 고딕" w:eastAsia="맑은 고딕"/>
+                <w:b/>
+                <w:i w:val="0"/>
+                <w:color w:val="000000"/>
+                <w:sz w:val="18"/>
+              </w:rPr>
+              <w:t>온도 0.0 에서도 금액이 34% 문항에서 갈린다</w:t>
+            </w:r>
+            <w:r>
+              <w:rPr>
+                <w:rFonts w:ascii="맑은 고딕" w:hAnsi="맑은 고딕" w:eastAsia="맑은 고딕"/>
+                <w:b w:val="0"/>
+                <w:i w:val="0"/>
+                <w:color w:val="000000"/>
+                <w:sz w:val="18"/>
+              </w:rPr>
+              <w:t>는 측정이 나온 뒤 그 조건만 남겨 변형 채택</w:t>
+            </w:r>
+          </w:p>
+        </w:tc>
+      </w:tr>
+      <w:tr>
+        <w:tc>
+          <w:tcPr>
+            <w:tcW w:type="dxa" w:w="3402"/>
+          </w:tcPr>
+          <w:p>
+            <w:pPr>
+              <w:spacing w:after="40"/>
+            </w:pPr>
+            <w:r>
+              <w:rPr>
+                <w:rFonts w:ascii="맑은 고딕" w:hAnsi="맑은 고딕" w:eastAsia="맑은 고딕"/>
+                <w:b w:val="0"/>
+                <w:i w:val="0"/>
+                <w:color w:val="000000"/>
+                <w:sz w:val="18"/>
+              </w:rPr>
+              <w:t>Toolformer [5]</w:t>
+            </w:r>
+          </w:p>
+        </w:tc>
+        <w:tc>
+          <w:tcPr>
+            <w:tcW w:type="dxa" w:w="3402"/>
+          </w:tcPr>
+          <w:p>
+            <w:pPr>
+              <w:spacing w:after="40"/>
+            </w:pPr>
+            <w:r>
+              <w:rPr>
+                <w:rFonts w:ascii="맑은 고딕" w:hAnsi="맑은 고딕" w:eastAsia="맑은 고딕"/>
+                <w:b w:val="0"/>
+                <w:i w:val="0"/>
+                <w:color w:val="000000"/>
+                <w:sz w:val="18"/>
+              </w:rPr>
+              <w:t>산술을 모델의 함수 호출에 넘긴다</w:t>
+            </w:r>
+          </w:p>
+        </w:tc>
+        <w:tc>
+          <w:tcPr>
+            <w:tcW w:type="dxa" w:w="3402"/>
+          </w:tcPr>
+          <w:p>
+            <w:pPr>
+              <w:spacing w:after="40"/>
+            </w:pPr>
+            <w:r>
+              <w:rPr>
+                <w:rFonts w:ascii="맑은 고딕" w:hAnsi="맑은 고딕" w:eastAsia="맑은 고딕"/>
+                <w:b w:val="0"/>
+                <w:i w:val="0"/>
+                <w:color w:val="000000"/>
+                <w:sz w:val="18"/>
+              </w:rPr>
+              <w:t xml:space="preserve">전체 </w:t>
+            </w:r>
+            <w:r>
+              <w:rPr>
+                <w:rFonts w:ascii="맑은 고딕" w:hAnsi="맑은 고딕" w:eastAsia="맑은 고딕"/>
+                <w:b/>
+                <w:i w:val="0"/>
+                <w:color w:val="000000"/>
+                <w:sz w:val="18"/>
+              </w:rPr>
+              <w:t>74/88 대 기준 81/88</w:t>
+            </w:r>
+            <w:r>
+              <w:rPr>
+                <w:rFonts w:ascii="맑은 고딕" w:hAnsi="맑은 고딕" w:eastAsia="맑은 고딕"/>
+                <w:b w:val="0"/>
+                <w:i w:val="0"/>
+                <w:color w:val="000000"/>
+                <w:sz w:val="18"/>
+              </w:rPr>
+              <w:t xml:space="preserve">. 도구는 쓰되 </w:t>
+            </w:r>
+            <w:r>
+              <w:rPr>
+                <w:rFonts w:ascii="맑은 고딕" w:hAnsi="맑은 고딕" w:eastAsia="맑은 고딕"/>
+                <w:b/>
+                <w:i w:val="0"/>
+                <w:color w:val="000000"/>
+                <w:sz w:val="18"/>
+              </w:rPr>
+              <w:t>호출을 규칙이 디스패치</w:t>
+            </w:r>
+            <w:r>
+              <w:rPr>
+                <w:rFonts w:ascii="맑은 고딕" w:hAnsi="맑은 고딕" w:eastAsia="맑은 고딕"/>
+                <w:b w:val="0"/>
+                <w:i w:val="0"/>
+                <w:color w:val="000000"/>
+                <w:sz w:val="18"/>
+              </w:rPr>
+              <w:t>한다</w:t>
+            </w:r>
+          </w:p>
+        </w:tc>
+      </w:tr>
+      <w:tr>
+        <w:tc>
+          <w:tcPr>
+            <w:tcW w:type="dxa" w:w="3402"/>
+          </w:tcPr>
+          <w:p>
+            <w:pPr>
+              <w:spacing w:after="40"/>
+            </w:pPr>
+            <w:r>
+              <w:rPr>
+                <w:rFonts w:ascii="맑은 고딕" w:hAnsi="맑은 고딕" w:eastAsia="맑은 고딕"/>
+                <w:b w:val="0"/>
+                <w:i w:val="0"/>
+                <w:color w:val="000000"/>
+                <w:sz w:val="18"/>
+              </w:rPr>
+              <w:t>G-Retriever [7]</w:t>
+            </w:r>
+          </w:p>
+        </w:tc>
+        <w:tc>
+          <w:tcPr>
+            <w:tcW w:type="dxa" w:w="3402"/>
+          </w:tcPr>
+          <w:p>
+            <w:pPr>
+              <w:spacing w:after="40"/>
+            </w:pPr>
+            <w:r>
+              <w:rPr>
+                <w:rFonts w:ascii="맑은 고딕" w:hAnsi="맑은 고딕" w:eastAsia="맑은 고딕"/>
+                <w:b w:val="0"/>
+                <w:i w:val="0"/>
+                <w:color w:val="000000"/>
+                <w:sz w:val="18"/>
+              </w:rPr>
+              <w:t>PCST 로 서브그래프를 최적화해 토큰 절감</w:t>
+            </w:r>
+          </w:p>
+        </w:tc>
+        <w:tc>
+          <w:tcPr>
+            <w:tcW w:type="dxa" w:w="3402"/>
+          </w:tcPr>
+          <w:p>
+            <w:pPr>
+              <w:spacing w:after="40"/>
+            </w:pPr>
+            <w:r>
+              <w:rPr>
+                <w:rFonts w:ascii="맑은 고딕" w:hAnsi="맑은 고딕" w:eastAsia="맑은 고딕"/>
+                <w:b w:val="0"/>
+                <w:i w:val="0"/>
+                <w:color w:val="000000"/>
+                <w:sz w:val="18"/>
+              </w:rPr>
+              <w:t xml:space="preserve">근거가 이미 문맥에 들어가는 분기라 </w:t>
+            </w:r>
+            <w:r>
+              <w:rPr>
+                <w:rFonts w:ascii="맑은 고딕" w:hAnsi="맑은 고딕" w:eastAsia="맑은 고딕"/>
+                <w:b/>
+                <w:i w:val="0"/>
+                <w:color w:val="000000"/>
+                <w:sz w:val="18"/>
+              </w:rPr>
+              <w:t>절감 대상이 없다.</w:t>
+            </w:r>
+            <w:r>
+              <w:rPr>
+                <w:rFonts w:ascii="맑은 고딕" w:hAnsi="맑은 고딕" w:eastAsia="맑은 고딕"/>
+                <w:b w:val="0"/>
+                <w:i w:val="0"/>
+                <w:color w:val="000000"/>
+                <w:sz w:val="18"/>
+              </w:rPr>
+              <w:t xml:space="preserve"> 논문 자신이 이 분기를 적어 두었다</w:t>
+            </w:r>
+          </w:p>
+        </w:tc>
+      </w:tr>
+      <w:tr>
+        <w:tc>
+          <w:tcPr>
+            <w:tcW w:type="dxa" w:w="3402"/>
+          </w:tcPr>
+          <w:p>
+            <w:pPr>
+              <w:spacing w:after="40"/>
+            </w:pPr>
+            <w:r>
+              <w:rPr>
+                <w:rFonts w:ascii="맑은 고딕" w:hAnsi="맑은 고딕" w:eastAsia="맑은 고딕"/>
+                <w:b w:val="0"/>
+                <w:i w:val="0"/>
+                <w:color w:val="000000"/>
+                <w:sz w:val="18"/>
+              </w:rPr>
+              <w:t>밀집 검색 [9][11]</w:t>
+            </w:r>
+          </w:p>
+        </w:tc>
+        <w:tc>
+          <w:tcPr>
+            <w:tcW w:type="dxa" w:w="3402"/>
+          </w:tcPr>
+          <w:p>
+            <w:pPr>
+              <w:spacing w:after="40"/>
+            </w:pPr>
+            <w:r>
+              <w:rPr>
+                <w:rFonts w:ascii="맑은 고딕" w:hAnsi="맑은 고딕" w:eastAsia="맑은 고딕"/>
+                <w:b w:val="0"/>
+                <w:i w:val="0"/>
+                <w:color w:val="000000"/>
+                <w:sz w:val="18"/>
+              </w:rPr>
+              <w:t>임베딩 검색을 BM25 와 융합</w:t>
+            </w:r>
+          </w:p>
+        </w:tc>
+        <w:tc>
+          <w:tcPr>
+            <w:tcW w:type="dxa" w:w="3402"/>
+          </w:tcPr>
+          <w:p>
+            <w:pPr>
+              <w:spacing w:after="40"/>
+            </w:pPr>
+            <w:r>
+              <w:rPr>
+                <w:rFonts w:ascii="맑은 고딕" w:hAnsi="맑은 고딕" w:eastAsia="맑은 고딕"/>
+                <w:b w:val="0"/>
+                <w:i w:val="0"/>
+                <w:color w:val="000000"/>
+                <w:sz w:val="18"/>
+              </w:rPr>
+              <w:t xml:space="preserve">후보 풀 중앙값 2건 · dense 신규 31건 중 골든 </w:t>
+            </w:r>
+            <w:r>
+              <w:rPr>
+                <w:rFonts w:ascii="맑은 고딕" w:hAnsi="맑은 고딕" w:eastAsia="맑은 고딕"/>
+                <w:b/>
+                <w:i w:val="0"/>
+                <w:color w:val="000000"/>
+                <w:sz w:val="18"/>
+              </w:rPr>
+              <w:t>0건</w:t>
+            </w:r>
+            <w:r>
+              <w:rPr>
+                <w:rFonts w:ascii="맑은 고딕" w:hAnsi="맑은 고딕" w:eastAsia="맑은 고딕"/>
+                <w:b w:val="0"/>
+                <w:i w:val="0"/>
+                <w:color w:val="000000"/>
+                <w:sz w:val="18"/>
+              </w:rPr>
+              <w:t>. 운영 경로에서 임베딩 API 를 호출하지 않는다</w:t>
+            </w:r>
+          </w:p>
+        </w:tc>
+      </w:tr>
+      <w:tr>
+        <w:tc>
+          <w:tcPr>
+            <w:tcW w:type="dxa" w:w="3402"/>
+          </w:tcPr>
+          <w:p>
+            <w:pPr>
+              <w:spacing w:after="40"/>
+            </w:pPr>
+            <w:r>
+              <w:rPr>
+                <w:rFonts w:ascii="맑은 고딕" w:hAnsi="맑은 고딕" w:eastAsia="맑은 고딕"/>
+                <w:b w:val="0"/>
+                <w:i w:val="0"/>
+                <w:color w:val="000000"/>
+                <w:sz w:val="18"/>
+              </w:rPr>
+              <w:t>HyperGraphRAG [12]</w:t>
+            </w:r>
+          </w:p>
+        </w:tc>
+        <w:tc>
+          <w:tcPr>
+            <w:tcW w:type="dxa" w:w="3402"/>
+          </w:tcPr>
+          <w:p>
+            <w:pPr>
+              <w:spacing w:after="40"/>
+            </w:pPr>
+            <w:r>
+              <w:rPr>
+                <w:rFonts w:ascii="맑은 고딕" w:hAnsi="맑은 고딕" w:eastAsia="맑은 고딕"/>
+                <w:b w:val="0"/>
+                <w:i w:val="0"/>
+                <w:color w:val="000000"/>
+                <w:sz w:val="18"/>
+              </w:rPr>
+              <w:t>n-ary 관계를 하이퍼엣지로 표현</w:t>
+            </w:r>
+          </w:p>
+        </w:tc>
+        <w:tc>
+          <w:tcPr>
+            <w:tcW w:type="dxa" w:w="3402"/>
+          </w:tcPr>
+          <w:p>
+            <w:pPr>
+              <w:spacing w:after="40"/>
+            </w:pPr>
+            <w:r>
+              <w:rPr>
+                <w:rFonts w:ascii="맑은 고딕" w:hAnsi="맑은 고딕" w:eastAsia="맑은 고딕"/>
+                <w:b w:val="0"/>
+                <w:i w:val="0"/>
+                <w:color w:val="000000"/>
+                <w:sz w:val="18"/>
+              </w:rPr>
+              <w:t xml:space="preserve">코퍼스의 </w:t>
+            </w:r>
+            <w:r>
+              <w:rPr>
+                <w:rFonts w:ascii="맑은 고딕" w:hAnsi="맑은 고딕" w:eastAsia="맑은 고딕"/>
+                <w:b/>
+                <w:i w:val="0"/>
+                <w:color w:val="000000"/>
+                <w:sz w:val="18"/>
+              </w:rPr>
+              <w:t>arity ≤ 2 가 58.4%</w:t>
+            </w:r>
+            <w:r>
+              <w:rPr>
+                <w:rFonts w:ascii="맑은 고딕" w:hAnsi="맑은 고딕" w:eastAsia="맑은 고딕"/>
+                <w:b w:val="0"/>
+                <w:i w:val="0"/>
+                <w:color w:val="000000"/>
+                <w:sz w:val="18"/>
+              </w:rPr>
+              <w:t xml:space="preserve"> 로 과반이라 논문의 전제가 성립하지 않는다</w:t>
+            </w:r>
+          </w:p>
+        </w:tc>
+      </w:tr>
+      <w:tr>
+        <w:tc>
+          <w:tcPr>
+            <w:tcW w:type="dxa" w:w="3402"/>
+          </w:tcPr>
+          <w:p>
+            <w:pPr>
+              <w:spacing w:after="40"/>
+            </w:pPr>
+            <w:r>
+              <w:rPr>
+                <w:rFonts w:ascii="맑은 고딕" w:hAnsi="맑은 고딕" w:eastAsia="맑은 고딕"/>
+                <w:b w:val="0"/>
+                <w:i w:val="0"/>
+                <w:color w:val="000000"/>
+                <w:sz w:val="18"/>
+              </w:rPr>
+              <w:t>대화형 멀티에이전트 [16][17]</w:t>
+            </w:r>
+          </w:p>
+        </w:tc>
+        <w:tc>
+          <w:tcPr>
+            <w:tcW w:type="dxa" w:w="3402"/>
+          </w:tcPr>
+          <w:p>
+            <w:pPr>
+              <w:spacing w:after="40"/>
+            </w:pPr>
+            <w:r>
+              <w:rPr>
+                <w:rFonts w:ascii="맑은 고딕" w:hAnsi="맑은 고딕" w:eastAsia="맑은 고딕"/>
+                <w:b w:val="0"/>
+                <w:i w:val="0"/>
+                <w:color w:val="000000"/>
+                <w:sz w:val="18"/>
+              </w:rPr>
+              <w:t>역할을 나눈 에이전트들의 대화</w:t>
+            </w:r>
+          </w:p>
+        </w:tc>
+        <w:tc>
+          <w:tcPr>
+            <w:tcW w:type="dxa" w:w="3402"/>
+          </w:tcPr>
+          <w:p>
+            <w:pPr>
+              <w:spacing w:after="40"/>
+            </w:pPr>
+            <w:r>
+              <w:rPr>
+                <w:rFonts w:ascii="맑은 고딕" w:hAnsi="맑은 고딕" w:eastAsia="맑은 고딕"/>
+                <w:b w:val="0"/>
+                <w:i w:val="0"/>
+                <w:color w:val="000000"/>
+                <w:sz w:val="18"/>
+              </w:rPr>
+              <w:t xml:space="preserve">호출 횟수가 대화 길이를 따라 늘어 </w:t>
+            </w:r>
+            <w:r>
+              <w:rPr>
+                <w:rFonts w:ascii="맑은 고딕" w:hAnsi="맑은 고딕" w:eastAsia="맑은 고딕"/>
+                <w:b/>
+                <w:i w:val="0"/>
+                <w:color w:val="000000"/>
+                <w:sz w:val="18"/>
+              </w:rPr>
+              <w:t>비용 상한을 계약서에 쓸 수 없다</w:t>
+            </w:r>
+          </w:p>
+        </w:tc>
+      </w:tr>
+    </w:tbl>
+    <w:p>
+      <w:pPr>
+        <w:spacing w:after="80"/>
+      </w:pPr>
+    </w:p>
+    <w:p>
+      <w:pPr>
+        <w:keepNext/>
+        <w:spacing w:before="220" w:after="120"/>
+      </w:pPr>
+      <w:r>
+        <w:rPr>
+          <w:rFonts w:ascii="맑은 고딕" w:hAnsi="맑은 고딕" w:eastAsia="맑은 고딕"/>
+          <w:b/>
+          <w:i w:val="0"/>
+          <w:color w:val="000000"/>
+          <w:sz w:val="22"/>
+        </w:rPr>
+        <w:t>■ 발상만 반영한 것</w:t>
+      </w:r>
+    </w:p>
+    <w:p>
+      <w:pPr>
+        <w:spacing w:after="100" w:before="0" w:line="324" w:lineRule="auto"/>
+      </w:pPr>
+      <w:r>
+        <w:rPr>
+          <w:rFonts w:ascii="맑은 고딕" w:hAnsi="맑은 고딕" w:eastAsia="맑은 고딕"/>
+          <w:b w:val="0"/>
+          <w:i w:val="0"/>
+          <w:color w:val="000000"/>
+          <w:sz w:val="19"/>
+        </w:rPr>
+        <w:t>원 기제는 구현하지 않았다. PCST · PPR · Leiden 커뮤니티 · 하이퍼엣지 · GRPO · 역할극 대화는 저장소 코드에 각각 0곳이다.</w:t>
+      </w:r>
+    </w:p>
+    <w:tbl>
+      <w:tblPr>
+        <w:tblStyle w:val="TableGrid"/>
+        <w:tblW w:type="auto" w:w="0"/>
+        <w:jc w:val="center"/>
+        <w:tblLook w:firstColumn="1" w:firstRow="1" w:lastColumn="0" w:lastRow="0" w:noHBand="0" w:noVBand="1" w:val="04A0"/>
+      </w:tblPr>
+      <w:tblGrid>
+        <w:gridCol w:w="5103"/>
+        <w:gridCol w:w="5103"/>
+      </w:tblGrid>
+      <w:tr>
+        <w:tc>
+          <w:tcPr>
+            <w:tcW w:type="dxa" w:w="5103"/>
+          </w:tcPr>
+          <w:p>
+            <w:pPr>
+              <w:spacing w:after="40"/>
+            </w:pPr>
+            <w:r>
+              <w:rPr>
+                <w:rFonts w:ascii="맑은 고딕" w:hAnsi="맑은 고딕" w:eastAsia="맑은 고딕"/>
+                <w:b/>
+                <w:i w:val="0"/>
+                <w:color w:val="000000"/>
+                <w:sz w:val="18"/>
+              </w:rPr>
+              <w:t>문헌</w:t>
+            </w:r>
+          </w:p>
+        </w:tc>
+        <w:tc>
+          <w:tcPr>
+            <w:tcW w:type="dxa" w:w="5103"/>
+          </w:tcPr>
+          <w:p>
+            <w:pPr>
+              <w:spacing w:after="40"/>
+            </w:pPr>
+            <w:r>
+              <w:rPr>
+                <w:rFonts w:ascii="맑은 고딕" w:hAnsi="맑은 고딕" w:eastAsia="맑은 고딕"/>
+                <w:b/>
+                <w:i w:val="0"/>
+                <w:color w:val="000000"/>
+                <w:sz w:val="18"/>
+              </w:rPr>
+              <w:t>남은 것</w:t>
+            </w:r>
+          </w:p>
+        </w:tc>
+      </w:tr>
+      <w:tr>
+        <w:tc>
+          <w:tcPr>
+            <w:tcW w:type="dxa" w:w="5103"/>
+          </w:tcPr>
+          <w:p>
+            <w:pPr>
+              <w:spacing w:after="40"/>
+            </w:pPr>
+            <w:r>
+              <w:rPr>
+                <w:rFonts w:ascii="맑은 고딕" w:hAnsi="맑은 고딕" w:eastAsia="맑은 고딕"/>
+                <w:b w:val="0"/>
+                <w:i w:val="0"/>
+                <w:color w:val="000000"/>
+                <w:sz w:val="18"/>
+              </w:rPr>
+              <w:t>Graph of Thoughts [6]</w:t>
+            </w:r>
+          </w:p>
+        </w:tc>
+        <w:tc>
+          <w:tcPr>
+            <w:tcW w:type="dxa" w:w="5103"/>
+          </w:tcPr>
+          <w:p>
+            <w:pPr>
+              <w:spacing w:after="40"/>
+            </w:pPr>
+            <w:r>
+              <w:rPr>
+                <w:rFonts w:ascii="맑은 고딕" w:hAnsi="맑은 고딕" w:eastAsia="맑은 고딕"/>
+                <w:b w:val="0"/>
+                <w:i w:val="0"/>
+                <w:color w:val="000000"/>
+                <w:sz w:val="18"/>
+              </w:rPr>
+              <w:t>여러 근거를 모아 하나로 집계하는 단계를 따로 두는 것</w:t>
+            </w:r>
+          </w:p>
+        </w:tc>
+      </w:tr>
+      <w:tr>
+        <w:tc>
+          <w:tcPr>
+            <w:tcW w:type="dxa" w:w="5103"/>
+          </w:tcPr>
+          <w:p>
+            <w:pPr>
+              <w:spacing w:after="40"/>
+            </w:pPr>
+            <w:r>
+              <w:rPr>
+                <w:rFonts w:ascii="맑은 고딕" w:hAnsi="맑은 고딕" w:eastAsia="맑은 고딕"/>
+                <w:b w:val="0"/>
+                <w:i w:val="0"/>
+                <w:color w:val="000000"/>
+                <w:sz w:val="18"/>
+              </w:rPr>
+              <w:t>GraphRAG [8]</w:t>
+            </w:r>
+          </w:p>
+        </w:tc>
+        <w:tc>
+          <w:tcPr>
+            <w:tcW w:type="dxa" w:w="5103"/>
+          </w:tcPr>
+          <w:p>
+            <w:pPr>
+              <w:spacing w:after="40"/>
+            </w:pPr>
+            <w:r>
+              <w:rPr>
+                <w:rFonts w:ascii="맑은 고딕" w:hAnsi="맑은 고딕" w:eastAsia="맑은 고딕"/>
+                <w:b w:val="0"/>
+                <w:i w:val="0"/>
+                <w:color w:val="000000"/>
+                <w:sz w:val="18"/>
+              </w:rPr>
+              <w:t>전역 요약과 국소 조회를 가르는 관점. 커뮤니티 요약은 코퍼스 규모상 미적용</w:t>
+            </w:r>
+          </w:p>
+        </w:tc>
+      </w:tr>
+      <w:tr>
+        <w:tc>
+          <w:tcPr>
+            <w:tcW w:type="dxa" w:w="5103"/>
+          </w:tcPr>
+          <w:p>
+            <w:pPr>
+              <w:spacing w:after="40"/>
+            </w:pPr>
+            <w:r>
+              <w:rPr>
+                <w:rFonts w:ascii="맑은 고딕" w:hAnsi="맑은 고딕" w:eastAsia="맑은 고딕"/>
+                <w:b w:val="0"/>
+                <w:i w:val="0"/>
+                <w:color w:val="000000"/>
+                <w:sz w:val="18"/>
+              </w:rPr>
+              <w:t>GraphReader [10]</w:t>
+            </w:r>
+          </w:p>
+        </w:tc>
+        <w:tc>
+          <w:tcPr>
+            <w:tcW w:type="dxa" w:w="5103"/>
+          </w:tcPr>
+          <w:p>
+            <w:pPr>
+              <w:spacing w:after="40"/>
+            </w:pPr>
+            <w:r>
+              <w:rPr>
+                <w:rFonts w:ascii="맑은 고딕" w:hAnsi="맑은 고딕" w:eastAsia="맑은 고딕"/>
+                <w:b w:val="0"/>
+                <w:i w:val="0"/>
+                <w:color w:val="000000"/>
+                <w:sz w:val="18"/>
+              </w:rPr>
+              <w:t>긴 문서를 목차 경로로 나눠 탐색하고 확인한 사실을 메모로 들고 다니는 방식</w:t>
+            </w:r>
+          </w:p>
+        </w:tc>
+      </w:tr>
+      <w:tr>
+        <w:tc>
+          <w:tcPr>
+            <w:tcW w:type="dxa" w:w="5103"/>
+          </w:tcPr>
+          <w:p>
+            <w:pPr>
+              <w:spacing w:after="40"/>
+            </w:pPr>
+            <w:r>
+              <w:rPr>
+                <w:rFonts w:ascii="맑은 고딕" w:hAnsi="맑은 고딕" w:eastAsia="맑은 고딕"/>
+                <w:b w:val="0"/>
+                <w:i w:val="0"/>
+                <w:color w:val="000000"/>
+                <w:sz w:val="18"/>
+              </w:rPr>
+              <w:t>Think-on-Graph 2.0 [11]</w:t>
+            </w:r>
+          </w:p>
+        </w:tc>
+        <w:tc>
+          <w:tcPr>
+            <w:tcW w:type="dxa" w:w="5103"/>
+          </w:tcPr>
+          <w:p>
+            <w:pPr>
+              <w:spacing w:after="40"/>
+            </w:pPr>
+            <w:r>
+              <w:rPr>
+                <w:rFonts w:ascii="맑은 고딕" w:hAnsi="맑은 고딕" w:eastAsia="맑은 고딕"/>
+                <w:b w:val="0"/>
+                <w:i w:val="0"/>
+                <w:color w:val="000000"/>
+                <w:sz w:val="18"/>
+              </w:rPr>
+              <w:t>구조 검색과 본문 검색을 번갈아 도는 루프 형태</w:t>
+            </w:r>
+          </w:p>
+        </w:tc>
+      </w:tr>
+      <w:tr>
+        <w:tc>
+          <w:tcPr>
+            <w:tcW w:type="dxa" w:w="5103"/>
+          </w:tcPr>
+          <w:p>
+            <w:pPr>
+              <w:spacing w:after="40"/>
+            </w:pPr>
+            <w:r>
+              <w:rPr>
+                <w:rFonts w:ascii="맑은 고딕" w:hAnsi="맑은 고딕" w:eastAsia="맑은 고딕"/>
+                <w:b w:val="0"/>
+                <w:i w:val="0"/>
+                <w:color w:val="000000"/>
+                <w:sz w:val="18"/>
+              </w:rPr>
+              <w:t>Relink [13]</w:t>
+            </w:r>
+          </w:p>
+        </w:tc>
+        <w:tc>
+          <w:tcPr>
+            <w:tcW w:type="dxa" w:w="5103"/>
+          </w:tcPr>
+          <w:p>
+            <w:pPr>
+              <w:spacing w:after="40"/>
+            </w:pPr>
+            <w:r>
+              <w:rPr>
+                <w:rFonts w:ascii="맑은 고딕" w:hAnsi="맑은 고딕" w:eastAsia="맑은 고딕"/>
+                <w:b w:val="0"/>
+                <w:i w:val="0"/>
+                <w:color w:val="000000"/>
+                <w:sz w:val="18"/>
+              </w:rPr>
+              <w:t>사전 구축 그래프의 불완전성을 질의 시점에 메우는 발상</w:t>
+            </w:r>
+          </w:p>
+        </w:tc>
+      </w:tr>
+      <w:tr>
+        <w:tc>
+          <w:tcPr>
+            <w:tcW w:type="dxa" w:w="5103"/>
+          </w:tcPr>
+          <w:p>
+            <w:pPr>
+              <w:spacing w:after="40"/>
+            </w:pPr>
+            <w:r>
+              <w:rPr>
+                <w:rFonts w:ascii="맑은 고딕" w:hAnsi="맑은 고딕" w:eastAsia="맑은 고딕"/>
+                <w:b w:val="0"/>
+                <w:i w:val="0"/>
+                <w:color w:val="000000"/>
+                <w:sz w:val="18"/>
+              </w:rPr>
+              <w:t>GraphRAG-R1 [14]</w:t>
+            </w:r>
+          </w:p>
+        </w:tc>
+        <w:tc>
+          <w:tcPr>
+            <w:tcW w:type="dxa" w:w="5103"/>
+          </w:tcPr>
+          <w:p>
+            <w:pPr>
+              <w:spacing w:after="40"/>
+            </w:pPr>
+            <w:r>
+              <w:rPr>
+                <w:rFonts w:ascii="맑은 고딕" w:hAnsi="맑은 고딕" w:eastAsia="맑은 고딕"/>
+                <w:b w:val="0"/>
+                <w:i w:val="0"/>
+                <w:color w:val="000000"/>
+                <w:sz w:val="18"/>
+              </w:rPr>
+              <w:t xml:space="preserve">얕은 검색과 과잉 탐색을 함께 억제해야 한다는 관점. </w:t>
+            </w:r>
+            <w:r>
+              <w:rPr>
+                <w:rFonts w:ascii="맑은 고딕" w:hAnsi="맑은 고딕" w:eastAsia="맑은 고딕"/>
+                <w:b/>
+                <w:i w:val="0"/>
+                <w:color w:val="000000"/>
+                <w:sz w:val="18"/>
+              </w:rPr>
+              <w:t>보상 학습 대신 예산 가드</w:t>
+            </w:r>
+            <w:r>
+              <w:rPr>
+                <w:rFonts w:ascii="맑은 고딕" w:hAnsi="맑은 고딕" w:eastAsia="맑은 고딕"/>
+                <w:b w:val="0"/>
+                <w:i w:val="0"/>
+                <w:color w:val="000000"/>
+                <w:sz w:val="18"/>
+              </w:rPr>
+              <w:t>로 구현</w:t>
+            </w:r>
+          </w:p>
+        </w:tc>
+      </w:tr>
+      <w:tr>
+        <w:tc>
+          <w:tcPr>
+            <w:tcW w:type="dxa" w:w="5103"/>
+          </w:tcPr>
+          <w:p>
+            <w:pPr>
+              <w:spacing w:after="40"/>
+            </w:pPr>
+            <w:r>
+              <w:rPr>
+                <w:rFonts w:ascii="맑은 고딕" w:hAnsi="맑은 고딕" w:eastAsia="맑은 고딕"/>
+                <w:b w:val="0"/>
+                <w:i w:val="0"/>
+                <w:color w:val="000000"/>
+                <w:sz w:val="18"/>
+              </w:rPr>
+              <w:t>CAMEL [16] · AutoGen [17]</w:t>
+            </w:r>
+          </w:p>
+        </w:tc>
+        <w:tc>
+          <w:tcPr>
+            <w:tcW w:type="dxa" w:w="5103"/>
+          </w:tcPr>
+          <w:p>
+            <w:pPr>
+              <w:spacing w:after="40"/>
+            </w:pPr>
+            <w:r>
+              <w:rPr>
+                <w:rFonts w:ascii="맑은 고딕" w:hAnsi="맑은 고딕" w:eastAsia="맑은 고딕"/>
+                <w:b w:val="0"/>
+                <w:i w:val="0"/>
+                <w:color w:val="000000"/>
+                <w:sz w:val="18"/>
+              </w:rPr>
+              <w:t>역할 분리 발상. 단일 에이전트를 유지하되 검증자를 별도 역할로 두는 데까지만 반영</w:t>
+            </w:r>
+          </w:p>
+        </w:tc>
+      </w:tr>
+      <w:tr>
+        <w:tc>
+          <w:tcPr>
+            <w:tcW w:type="dxa" w:w="5103"/>
+          </w:tcPr>
+          <w:p>
+            <w:pPr>
+              <w:spacing w:after="40"/>
+            </w:pPr>
+            <w:r>
+              <w:rPr>
+                <w:rFonts w:ascii="맑은 고딕" w:hAnsi="맑은 고딕" w:eastAsia="맑은 고딕"/>
+                <w:b w:val="0"/>
+                <w:i w:val="0"/>
+                <w:color w:val="000000"/>
+                <w:sz w:val="18"/>
+              </w:rPr>
+              <w:t>SWE-Lancer [18]</w:t>
+            </w:r>
+          </w:p>
+        </w:tc>
+        <w:tc>
+          <w:tcPr>
+            <w:tcW w:type="dxa" w:w="5103"/>
+          </w:tcPr>
+          <w:p>
+            <w:pPr>
+              <w:spacing w:after="40"/>
+            </w:pPr>
+            <w:r>
+              <w:rPr>
+                <w:rFonts w:ascii="맑은 고딕" w:hAnsi="맑은 고딕" w:eastAsia="맑은 고딕"/>
+                <w:b w:val="0"/>
+                <w:i w:val="0"/>
+                <w:color w:val="000000"/>
+                <w:sz w:val="18"/>
+              </w:rPr>
+              <w:t>판단이 생성보다 쉽다는 결과. 생성 뒤 결정적 검증을 두는 설계의 근거</w:t>
+            </w:r>
+          </w:p>
+        </w:tc>
+      </w:tr>
+    </w:tbl>
+    <w:p>
+      <w:pPr>
+        <w:spacing w:after="80"/>
+      </w:pPr>
+    </w:p>
+    <w:p>
+      <w:pPr>
+        <w:keepNext/>
+        <w:spacing w:before="220" w:after="120"/>
+      </w:pPr>
+      <w:r>
+        <w:rPr>
+          <w:rFonts w:ascii="맑은 고딕" w:hAnsi="맑은 고딕" w:eastAsia="맑은 고딕"/>
+          <w:b/>
+          <w:i w:val="0"/>
+          <w:color w:val="000000"/>
+          <w:sz w:val="22"/>
+        </w:rPr>
+        <w:t>■ 문헌 목록</w:t>
+      </w:r>
+    </w:p>
+    <w:p>
+      <w:pPr>
+        <w:spacing w:after="100" w:before="0" w:line="324" w:lineRule="auto"/>
+      </w:pPr>
+      <w:r>
+        <w:rPr>
+          <w:rFonts w:ascii="맑은 고딕" w:hAnsi="맑은 고딕" w:eastAsia="맑은 고딕"/>
+          <w:b/>
+          <w:i w:val="0"/>
+          <w:color w:val="000000"/>
+          <w:sz w:val="19"/>
+        </w:rPr>
+        <w:t>프롬프팅과 에이전트 기초</w:t>
+      </w:r>
+    </w:p>
+    <w:p>
+      <w:pPr>
+        <w:spacing w:after="100" w:before="0" w:line="324" w:lineRule="auto"/>
+      </w:pPr>
+      <w:r>
+        <w:rPr>
+          <w:rFonts w:ascii="맑은 고딕" w:hAnsi="맑은 고딕" w:eastAsia="맑은 고딕"/>
+          <w:b w:val="0"/>
+          <w:i w:val="0"/>
+          <w:color w:val="000000"/>
+          <w:sz w:val="19"/>
+        </w:rPr>
+        <w:t xml:space="preserve">1. Brown, T. B., Mann, B., Ryder, N. 외. </w:t>
+      </w:r>
+      <w:r>
+        <w:rPr>
+          <w:rFonts w:ascii="맑은 고딕" w:hAnsi="맑은 고딕" w:eastAsia="맑은 고딕"/>
+          <w:b/>
+          <w:i w:val="0"/>
+          <w:color w:val="000000"/>
+          <w:sz w:val="19"/>
+        </w:rPr>
+        <w:t>Language Models are Few-Shot Learners.</w:t>
+      </w:r>
+      <w:r>
+        <w:rPr>
+          <w:rFonts w:ascii="맑은 고딕" w:hAnsi="맑은 고딕" w:eastAsia="맑은 고딕"/>
+          <w:b w:val="0"/>
+          <w:i w:val="0"/>
+          <w:color w:val="000000"/>
+          <w:sz w:val="19"/>
+        </w:rPr>
+        <w:t xml:space="preserve"> NeurIPS 2020. arXiv:2005.14165 2. Wei, J., Wang, X., Schuurmans, D. 외. </w:t>
+      </w:r>
+      <w:r>
+        <w:rPr>
+          <w:rFonts w:ascii="맑은 고딕" w:hAnsi="맑은 고딕" w:eastAsia="맑은 고딕"/>
+          <w:b/>
+          <w:i w:val="0"/>
+          <w:color w:val="000000"/>
+          <w:sz w:val="19"/>
+        </w:rPr>
+        <w:t>Chain-of-Thought Prompting Elicits Reasoning in Large Language Models.</w:t>
+      </w:r>
+      <w:r>
+        <w:rPr>
+          <w:rFonts w:ascii="맑은 고딕" w:hAnsi="맑은 고딕" w:eastAsia="맑은 고딕"/>
+          <w:b w:val="0"/>
+          <w:i w:val="0"/>
+          <w:color w:val="000000"/>
+          <w:sz w:val="19"/>
+        </w:rPr>
+        <w:t xml:space="preserve"> NeurIPS 2022. arXiv:2201.11903 3. Wang, X., Wei, J., Schuurmans, D. 외. </w:t>
+      </w:r>
+      <w:r>
+        <w:rPr>
+          <w:rFonts w:ascii="맑은 고딕" w:hAnsi="맑은 고딕" w:eastAsia="맑은 고딕"/>
+          <w:b/>
+          <w:i w:val="0"/>
+          <w:color w:val="000000"/>
+          <w:sz w:val="19"/>
+        </w:rPr>
+        <w:t>Self-Consistency Improves Chain of Thought Reasoning in Language Models.</w:t>
+      </w:r>
+      <w:r>
+        <w:rPr>
+          <w:rFonts w:ascii="맑은 고딕" w:hAnsi="맑은 고딕" w:eastAsia="맑은 고딕"/>
+          <w:b w:val="0"/>
+          <w:i w:val="0"/>
+          <w:color w:val="000000"/>
+          <w:sz w:val="19"/>
+        </w:rPr>
+        <w:t xml:space="preserve"> ICLR 2023. arXiv:2203.11171 4. Yao, S., Zhao, J., Yu, D. 외. </w:t>
+      </w:r>
+      <w:r>
+        <w:rPr>
+          <w:rFonts w:ascii="맑은 고딕" w:hAnsi="맑은 고딕" w:eastAsia="맑은 고딕"/>
+          <w:b/>
+          <w:i w:val="0"/>
+          <w:color w:val="000000"/>
+          <w:sz w:val="19"/>
+        </w:rPr>
+        <w:t>ReAct: Synergizing Reasoning and Acting in Language Models.</w:t>
+      </w:r>
+      <w:r>
+        <w:rPr>
+          <w:rFonts w:ascii="맑은 고딕" w:hAnsi="맑은 고딕" w:eastAsia="맑은 고딕"/>
+          <w:b w:val="0"/>
+          <w:i w:val="0"/>
+          <w:color w:val="000000"/>
+          <w:sz w:val="19"/>
+        </w:rPr>
+        <w:t xml:space="preserve"> ICLR 2023. arXiv:2210.03629 5. Schick, T., Dwivedi-Yu, J., Dessì, R. 외. </w:t>
+      </w:r>
+      <w:r>
+        <w:rPr>
+          <w:rFonts w:ascii="맑은 고딕" w:hAnsi="맑은 고딕" w:eastAsia="맑은 고딕"/>
+          <w:b/>
+          <w:i w:val="0"/>
+          <w:color w:val="000000"/>
+          <w:sz w:val="19"/>
+        </w:rPr>
+        <w:t>Toolformer: Language Models Can Teach Themselves to Use Tools.</w:t>
+      </w:r>
+      <w:r>
+        <w:rPr>
+          <w:rFonts w:ascii="맑은 고딕" w:hAnsi="맑은 고딕" w:eastAsia="맑은 고딕"/>
+          <w:b w:val="0"/>
+          <w:i w:val="0"/>
+          <w:color w:val="000000"/>
+          <w:sz w:val="19"/>
+        </w:rPr>
+        <w:t xml:space="preserve"> Meta AI Research, 2023. arXiv:2302.04761</w:t>
+      </w:r>
+    </w:p>
+    <w:p>
+      <w:pPr>
+        <w:spacing w:after="100" w:before="0" w:line="324" w:lineRule="auto"/>
+      </w:pPr>
+      <w:r>
+        <w:rPr>
+          <w:rFonts w:ascii="맑은 고딕" w:hAnsi="맑은 고딕" w:eastAsia="맑은 고딕"/>
+          <w:b/>
+          <w:i w:val="0"/>
+          <w:color w:val="000000"/>
+          <w:sz w:val="19"/>
+        </w:rPr>
+        <w:t>그래프 기반 검색증강생성</w:t>
+      </w:r>
+    </w:p>
+    <w:p>
+      <w:pPr>
+        <w:spacing w:after="100" w:before="0" w:line="324" w:lineRule="auto"/>
+      </w:pPr>
+      <w:r>
+        <w:rPr>
+          <w:rFonts w:ascii="맑은 고딕" w:hAnsi="맑은 고딕" w:eastAsia="맑은 고딕"/>
+          <w:b w:val="0"/>
+          <w:i w:val="0"/>
+          <w:color w:val="000000"/>
+          <w:sz w:val="19"/>
+        </w:rPr>
+        <w:t xml:space="preserve">6. Besta, M., Blach, N., Kubicek, A. 외. </w:t>
+      </w:r>
+      <w:r>
+        <w:rPr>
+          <w:rFonts w:ascii="맑은 고딕" w:hAnsi="맑은 고딕" w:eastAsia="맑은 고딕"/>
+          <w:b/>
+          <w:i w:val="0"/>
+          <w:color w:val="000000"/>
+          <w:sz w:val="19"/>
+        </w:rPr>
+        <w:t>Graph of Thoughts: Solving Elaborate Problems with Large Language Models.</w:t>
+      </w:r>
+      <w:r>
+        <w:rPr>
+          <w:rFonts w:ascii="맑은 고딕" w:hAnsi="맑은 고딕" w:eastAsia="맑은 고딕"/>
+          <w:b w:val="0"/>
+          <w:i w:val="0"/>
+          <w:color w:val="000000"/>
+          <w:sz w:val="19"/>
+        </w:rPr>
+        <w:t xml:space="preserve"> ETH Zurich, 2024. arXiv:2308.09687 7. He, X., Tian, Y., Sun, Y. 외. </w:t>
+      </w:r>
+      <w:r>
+        <w:rPr>
+          <w:rFonts w:ascii="맑은 고딕" w:hAnsi="맑은 고딕" w:eastAsia="맑은 고딕"/>
+          <w:b/>
+          <w:i w:val="0"/>
+          <w:color w:val="000000"/>
+          <w:sz w:val="19"/>
+        </w:rPr>
+        <w:t>G-Retriever: Retrieval-Augmented Generation for Textual Graph Understanding and Question Answering.</w:t>
+      </w:r>
+      <w:r>
+        <w:rPr>
+          <w:rFonts w:ascii="맑은 고딕" w:hAnsi="맑은 고딕" w:eastAsia="맑은 고딕"/>
+          <w:b w:val="0"/>
+          <w:i w:val="0"/>
+          <w:color w:val="000000"/>
+          <w:sz w:val="19"/>
+        </w:rPr>
+        <w:t xml:space="preserve"> NeurIPS 2024. arXiv:2402.07630 8. Edge, D., Trinh, H., Cheng, N. 외. </w:t>
+      </w:r>
+      <w:r>
+        <w:rPr>
+          <w:rFonts w:ascii="맑은 고딕" w:hAnsi="맑은 고딕" w:eastAsia="맑은 고딕"/>
+          <w:b/>
+          <w:i w:val="0"/>
+          <w:color w:val="000000"/>
+          <w:sz w:val="19"/>
+        </w:rPr>
+        <w:t>From Local to Global: A GraphRAG Approach to Query-Focused Summarization.</w:t>
+      </w:r>
+      <w:r>
+        <w:rPr>
+          <w:rFonts w:ascii="맑은 고딕" w:hAnsi="맑은 고딕" w:eastAsia="맑은 고딕"/>
+          <w:b w:val="0"/>
+          <w:i w:val="0"/>
+          <w:color w:val="000000"/>
+          <w:sz w:val="19"/>
+        </w:rPr>
+        <w:t xml:space="preserve"> Microsoft Research, 2024. arXiv:2404.16130 9. Gutiérrez, B. J., Shu, Y., Gu, Y. 외. </w:t>
+      </w:r>
+      <w:r>
+        <w:rPr>
+          <w:rFonts w:ascii="맑은 고딕" w:hAnsi="맑은 고딕" w:eastAsia="맑은 고딕"/>
+          <w:b/>
+          <w:i w:val="0"/>
+          <w:color w:val="000000"/>
+          <w:sz w:val="19"/>
+        </w:rPr>
+        <w:t>HippoRAG: Neurobiologically Inspired Long-Term Memory for Large Language Models.</w:t>
+      </w:r>
+      <w:r>
+        <w:rPr>
+          <w:rFonts w:ascii="맑은 고딕" w:hAnsi="맑은 고딕" w:eastAsia="맑은 고딕"/>
+          <w:b w:val="0"/>
+          <w:i w:val="0"/>
+          <w:color w:val="000000"/>
+          <w:sz w:val="19"/>
+        </w:rPr>
+        <w:t xml:space="preserve"> NeurIPS 2024. arXiv:2405.14831 10. Li, S., He, Y., Guo, H. 외. </w:t>
+      </w:r>
+      <w:r>
+        <w:rPr>
+          <w:rFonts w:ascii="맑은 고딕" w:hAnsi="맑은 고딕" w:eastAsia="맑은 고딕"/>
+          <w:b/>
+          <w:i w:val="0"/>
+          <w:color w:val="000000"/>
+          <w:sz w:val="19"/>
+        </w:rPr>
+        <w:t>GraphReader: Building Graph-based Agent to Enhance Long-Context Abilities of Large Language Models.</w:t>
+      </w:r>
+      <w:r>
+        <w:rPr>
+          <w:rFonts w:ascii="맑은 고딕" w:hAnsi="맑은 고딕" w:eastAsia="맑은 고딕"/>
+          <w:b w:val="0"/>
+          <w:i w:val="0"/>
+          <w:color w:val="000000"/>
+          <w:sz w:val="19"/>
+        </w:rPr>
+        <w:t xml:space="preserve"> Alibaba Group, 2024. arXiv:2406.14550 11. Ma, S., Xu, C., Jiang, X. 외. </w:t>
+      </w:r>
+      <w:r>
+        <w:rPr>
+          <w:rFonts w:ascii="맑은 고딕" w:hAnsi="맑은 고딕" w:eastAsia="맑은 고딕"/>
+          <w:b/>
+          <w:i w:val="0"/>
+          <w:color w:val="000000"/>
+          <w:sz w:val="19"/>
+        </w:rPr>
+        <w:t>Think-on-Graph 2.0: Deep and Faithful Large Language Model Reasoning with Knowledge-guided Retrieval Augmented Generation.</w:t>
+      </w:r>
+      <w:r>
+        <w:rPr>
+          <w:rFonts w:ascii="맑은 고딕" w:hAnsi="맑은 고딕" w:eastAsia="맑은 고딕"/>
+          <w:b w:val="0"/>
+          <w:i w:val="0"/>
+          <w:color w:val="000000"/>
+          <w:sz w:val="19"/>
+        </w:rPr>
+        <w:t xml:space="preserve"> ICLR 2025. arXiv:2407.10805 12. Luo, H., E, H., Chen, G. 외. </w:t>
+      </w:r>
+      <w:r>
+        <w:rPr>
+          <w:rFonts w:ascii="맑은 고딕" w:hAnsi="맑은 고딕" w:eastAsia="맑은 고딕"/>
+          <w:b/>
+          <w:i w:val="0"/>
+          <w:color w:val="000000"/>
+          <w:sz w:val="19"/>
+        </w:rPr>
+        <w:t>HyperGraphRAG: Retrieval-Augmented Generation via Hypergraph-Structured Knowledge Representation.</w:t>
+      </w:r>
+      <w:r>
+        <w:rPr>
+          <w:rFonts w:ascii="맑은 고딕" w:hAnsi="맑은 고딕" w:eastAsia="맑은 고딕"/>
+          <w:b w:val="0"/>
+          <w:i w:val="0"/>
+          <w:color w:val="000000"/>
+          <w:sz w:val="19"/>
+        </w:rPr>
+        <w:t xml:space="preserve"> NeurIPS 2025. 13. Huang, M., Bu, C., He, Y. 외. </w:t>
+      </w:r>
+      <w:r>
+        <w:rPr>
+          <w:rFonts w:ascii="맑은 고딕" w:hAnsi="맑은 고딕" w:eastAsia="맑은 고딕"/>
+          <w:b/>
+          <w:i w:val="0"/>
+          <w:color w:val="000000"/>
+          <w:sz w:val="19"/>
+        </w:rPr>
+        <w:t>Relink: Constructing Query-Driven Evidence Graph On-the-Fly for GraphRAG.</w:t>
+      </w:r>
+      <w:r>
+        <w:rPr>
+          <w:rFonts w:ascii="맑은 고딕" w:hAnsi="맑은 고딕" w:eastAsia="맑은 고딕"/>
+          <w:b w:val="0"/>
+          <w:i w:val="0"/>
+          <w:color w:val="000000"/>
+          <w:sz w:val="19"/>
+        </w:rPr>
+        <w:t xml:space="preserve"> AAAI-26. 14. Yu, C., Zhao, K., Li, Y. 외. </w:t>
+      </w:r>
+      <w:r>
+        <w:rPr>
+          <w:rFonts w:ascii="맑은 고딕" w:hAnsi="맑은 고딕" w:eastAsia="맑은 고딕"/>
+          <w:b/>
+          <w:i w:val="0"/>
+          <w:color w:val="000000"/>
+          <w:sz w:val="19"/>
+        </w:rPr>
+        <w:t>GraphRAG-R1: Graph Retrieval-Augmented Generation with Process-Constrained Reinforcement Learning.</w:t>
+      </w:r>
+      <w:r>
+        <w:rPr>
+          <w:rFonts w:ascii="맑은 고딕" w:hAnsi="맑은 고딕" w:eastAsia="맑은 고딕"/>
+          <w:b w:val="0"/>
+          <w:i w:val="0"/>
+          <w:color w:val="000000"/>
+          <w:sz w:val="19"/>
+        </w:rPr>
+        <w:t xml:space="preserve"> WWW '26. doi:10.1145/3774904.3792589</w:t>
+      </w:r>
+    </w:p>
+    <w:p>
+      <w:pPr>
+        <w:spacing w:after="100" w:before="0" w:line="324" w:lineRule="auto"/>
+      </w:pPr>
+      <w:r>
+        <w:rPr>
+          <w:rFonts w:ascii="맑은 고딕" w:hAnsi="맑은 고딕" w:eastAsia="맑은 고딕"/>
+          <w:b/>
+          <w:i w:val="0"/>
+          <w:color w:val="000000"/>
+          <w:sz w:val="19"/>
+        </w:rPr>
+        <w:t>진단과 평가</w:t>
+      </w:r>
+    </w:p>
+    <w:p>
+      <w:pPr>
+        <w:spacing w:after="100" w:before="0" w:line="324" w:lineRule="auto"/>
+      </w:pPr>
+      <w:r>
+        <w:rPr>
+          <w:rFonts w:ascii="맑은 고딕" w:hAnsi="맑은 고딕" w:eastAsia="맑은 고딕"/>
+          <w:b w:val="0"/>
+          <w:i w:val="0"/>
+          <w:color w:val="000000"/>
+          <w:sz w:val="19"/>
+        </w:rPr>
+        <w:t xml:space="preserve">15. Basak, D., Bose, D., Goswami, K., Desarkar, M. S. </w:t>
+      </w:r>
+      <w:r>
+        <w:rPr>
+          <w:rFonts w:ascii="맑은 고딕" w:hAnsi="맑은 고딕" w:eastAsia="맑은 고딕"/>
+          <w:b/>
+          <w:i w:val="0"/>
+          <w:color w:val="000000"/>
+          <w:sz w:val="19"/>
+        </w:rPr>
+        <w:t>Diagnosing Evidence Utilization in Multimodal Document Question Answering.</w:t>
+      </w:r>
+      <w:r>
+        <w:rPr>
+          <w:rFonts w:ascii="맑은 고딕" w:hAnsi="맑은 고딕" w:eastAsia="맑은 고딕"/>
+          <w:b w:val="0"/>
+          <w:i w:val="0"/>
+          <w:color w:val="000000"/>
+          <w:sz w:val="19"/>
+        </w:rPr>
+        <w:t xml:space="preserve"> KDD '26. doi:10.1145/3770855.3817956</w:t>
+      </w:r>
+    </w:p>
+    <w:p>
+      <w:pPr>
+        <w:spacing w:after="100" w:before="0" w:line="324" w:lineRule="auto"/>
+      </w:pPr>
+      <w:r>
+        <w:rPr>
+          <w:rFonts w:ascii="맑은 고딕" w:hAnsi="맑은 고딕" w:eastAsia="맑은 고딕"/>
+          <w:b/>
+          <w:i w:val="0"/>
+          <w:color w:val="000000"/>
+          <w:sz w:val="19"/>
+        </w:rPr>
+        <w:t>멀티에이전트</w:t>
+      </w:r>
+    </w:p>
+    <w:p>
+      <w:pPr>
+        <w:spacing w:after="100" w:before="0" w:line="324" w:lineRule="auto"/>
+      </w:pPr>
+      <w:r>
+        <w:rPr>
+          <w:rFonts w:ascii="맑은 고딕" w:hAnsi="맑은 고딕" w:eastAsia="맑은 고딕"/>
+          <w:b w:val="0"/>
+          <w:i w:val="0"/>
+          <w:color w:val="000000"/>
+          <w:sz w:val="19"/>
+        </w:rPr>
+        <w:t xml:space="preserve">16. Li, G., Hammoud, H. A. A. K., Itani, H. 외. </w:t>
+      </w:r>
+      <w:r>
+        <w:rPr>
+          <w:rFonts w:ascii="맑은 고딕" w:hAnsi="맑은 고딕" w:eastAsia="맑은 고딕"/>
+          <w:b/>
+          <w:i w:val="0"/>
+          <w:color w:val="000000"/>
+          <w:sz w:val="19"/>
+        </w:rPr>
+        <w:t>CAMEL: Communicative Agents for "Mind" Exploration of Large Language Model Society.</w:t>
+      </w:r>
+      <w:r>
+        <w:rPr>
+          <w:rFonts w:ascii="맑은 고딕" w:hAnsi="맑은 고딕" w:eastAsia="맑은 고딕"/>
+          <w:b w:val="0"/>
+          <w:i w:val="0"/>
+          <w:color w:val="000000"/>
+          <w:sz w:val="19"/>
+        </w:rPr>
+        <w:t xml:space="preserve"> NeurIPS 2023. arXiv:2303.17760 17. Wu, Q., Bansal, G., Zhang, J. 외. </w:t>
+      </w:r>
+      <w:r>
+        <w:rPr>
+          <w:rFonts w:ascii="맑은 고딕" w:hAnsi="맑은 고딕" w:eastAsia="맑은 고딕"/>
+          <w:b/>
+          <w:i w:val="0"/>
+          <w:color w:val="000000"/>
+          <w:sz w:val="19"/>
+        </w:rPr>
+        <w:t>AutoGen: Enabling Next-Gen LLM Applications via Multi-Agent Conversation.</w:t>
+      </w:r>
+      <w:r>
+        <w:rPr>
+          <w:rFonts w:ascii="맑은 고딕" w:hAnsi="맑은 고딕" w:eastAsia="맑은 고딕"/>
+          <w:b w:val="0"/>
+          <w:i w:val="0"/>
+          <w:color w:val="000000"/>
+          <w:sz w:val="19"/>
+        </w:rPr>
+        <w:t xml:space="preserve"> Microsoft Research, 2023. arXiv:2308.08155 18. Miserendino, S., Wang, M., Patwardhan, T., Heidecke, J. </w:t>
+      </w:r>
+      <w:r>
+        <w:rPr>
+          <w:rFonts w:ascii="맑은 고딕" w:hAnsi="맑은 고딕" w:eastAsia="맑은 고딕"/>
+          <w:b/>
+          <w:i w:val="0"/>
+          <w:color w:val="000000"/>
+          <w:sz w:val="19"/>
+        </w:rPr>
+        <w:t>SWE-Lancer: Can Frontier LLMs Earn $1 Million from Real-World Freelance Software Engineering?</w:t>
+      </w:r>
+      <w:r>
+        <w:rPr>
+          <w:rFonts w:ascii="맑은 고딕" w:hAnsi="맑은 고딕" w:eastAsia="맑은 고딕"/>
+          <w:b w:val="0"/>
+          <w:i w:val="0"/>
+          <w:color w:val="000000"/>
+          <w:sz w:val="19"/>
+        </w:rPr>
+        <w:t xml:space="preserve"> OpenAI, ICML 2025. arXiv:2502.12115</w:t>
       </w:r>
     </w:p>
     <w:sectPr>

--- a/docs/proposal/기술제안서_ARGUS_v2.docx
+++ b/docs/proposal/기술제안서_ARGUS_v2.docx
@@ -787,7 +787,7 @@
           <w:color w:val="000000"/>
           <w:sz w:val="19"/>
         </w:rPr>
-        <w:t>성과 요약 — 2026-08-22 배포본 `A84` 실측</w:t>
+        <w:t>성과 요약 — 2026-08-27 배포본 `A91` 실측</w:t>
       </w:r>
     </w:p>
     <w:tbl>
@@ -948,12 +948,12 @@
             <w:r>
               <w:rPr>
                 <w:rFonts w:ascii="맑은 고딕" w:hAnsi="맑은 고딕" w:eastAsia="맑은 고딕"/>
-                <w:b w:val="0"/>
-                <w:i w:val="0"/>
-                <w:color w:val="000000"/>
-                <w:sz w:val="18"/>
-              </w:rPr>
-              <w:t>처음 보는 문항 정확도</w:t>
+                <w:b/>
+                <w:i w:val="0"/>
+                <w:color w:val="000000"/>
+                <w:sz w:val="18"/>
+              </w:rPr>
+              <w:t>채점 8축</w:t>
             </w:r>
           </w:p>
         </w:tc>
@@ -968,12 +968,12 @@
             <w:r>
               <w:rPr>
                 <w:rFonts w:ascii="맑은 고딕" w:hAnsi="맑은 고딕" w:eastAsia="맑은 고딕"/>
-                <w:b w:val="0"/>
-                <w:i w:val="0"/>
-                <w:color w:val="000000"/>
-                <w:sz w:val="18"/>
-              </w:rPr>
-              <w:t>50~53 / 54</w:t>
+                <w:b/>
+                <w:i w:val="0"/>
+                <w:color w:val="000000"/>
+                <w:sz w:val="18"/>
+              </w:rPr>
+              <w:t>전부 만점</w:t>
             </w:r>
           </w:p>
         </w:tc>
@@ -993,7 +993,7 @@
                 <w:color w:val="000000"/>
                 <w:sz w:val="18"/>
               </w:rPr>
-              <w:t>개발에 쓰지 않은 54문항, 3회</w:t>
+              <w:t>근거 완전성 168/168 포함. 3회 내내 실패 0</w:t>
             </w:r>
           </w:p>
         </w:tc>
@@ -1015,7 +1015,7 @@
                 <w:color w:val="000000"/>
                 <w:sz w:val="18"/>
               </w:rPr>
-              <w:t>응답 지연</w:t>
+              <w:t>처음 보는 문항 정확도</w:t>
             </w:r>
           </w:p>
         </w:tc>
@@ -1035,37 +1035,7 @@
                 <w:color w:val="000000"/>
                 <w:sz w:val="18"/>
               </w:rPr>
-              <w:t xml:space="preserve">중앙값 </w:t>
-            </w:r>
-            <w:r>
-              <w:rPr>
-                <w:rFonts w:ascii="맑은 고딕" w:hAnsi="맑은 고딕" w:eastAsia="맑은 고딕"/>
-                <w:b/>
-                <w:i w:val="0"/>
-                <w:color w:val="000000"/>
-                <w:sz w:val="18"/>
-              </w:rPr>
-              <w:t>10.6초</w:t>
-            </w:r>
-            <w:r>
-              <w:rPr>
-                <w:rFonts w:ascii="맑은 고딕" w:hAnsi="맑은 고딕" w:eastAsia="맑은 고딕"/>
-                <w:b w:val="0"/>
-                <w:i w:val="0"/>
-                <w:color w:val="000000"/>
-                <w:sz w:val="18"/>
-              </w:rPr>
-              <w:t xml:space="preserve"> · 최대 </w:t>
-            </w:r>
-            <w:r>
-              <w:rPr>
-                <w:rFonts w:ascii="맑은 고딕" w:hAnsi="맑은 고딕" w:eastAsia="맑은 고딕"/>
-                <w:b/>
-                <w:i w:val="0"/>
-                <w:color w:val="000000"/>
-                <w:sz w:val="18"/>
-              </w:rPr>
-              <w:t>46.7초</w:t>
+              <w:t>51~52 / 54</w:t>
             </w:r>
           </w:p>
         </w:tc>
@@ -1085,17 +1055,7 @@
                 <w:color w:val="000000"/>
                 <w:sz w:val="18"/>
               </w:rPr>
-              <w:t xml:space="preserve">336응답 실측. 규약 상한 300초의 </w:t>
-            </w:r>
-            <w:r>
-              <w:rPr>
-                <w:rFonts w:ascii="맑은 고딕" w:hAnsi="맑은 고딕" w:eastAsia="맑은 고딕"/>
-                <w:b/>
-                <w:i w:val="0"/>
-                <w:color w:val="000000"/>
-                <w:sz w:val="18"/>
-              </w:rPr>
-              <w:t>15.6%</w:t>
+              <w:t>54문항, 평가 서버 3회</w:t>
             </w:r>
           </w:p>
         </w:tc>
@@ -1117,7 +1077,7 @@
                 <w:color w:val="000000"/>
                 <w:sz w:val="18"/>
               </w:rPr>
-              <w:t>질의당 비용</w:t>
+              <w:t>응답 지연</w:t>
             </w:r>
           </w:p>
         </w:tc>
@@ -1132,12 +1092,42 @@
             <w:r>
               <w:rPr>
                 <w:rFonts w:ascii="맑은 고딕" w:hAnsi="맑은 고딕" w:eastAsia="맑은 고딕"/>
+                <w:b w:val="0"/>
+                <w:i w:val="0"/>
+                <w:color w:val="000000"/>
+                <w:sz w:val="18"/>
+              </w:rPr>
+              <w:t xml:space="preserve">중앙값 </w:t>
+            </w:r>
+            <w:r>
+              <w:rPr>
+                <w:rFonts w:ascii="맑은 고딕" w:hAnsi="맑은 고딕" w:eastAsia="맑은 고딕"/>
                 <w:b/>
                 <w:i w:val="0"/>
                 <w:color w:val="000000"/>
                 <w:sz w:val="18"/>
               </w:rPr>
-              <w:t>48.1원</w:t>
+              <w:t>11.0초</w:t>
+            </w:r>
+            <w:r>
+              <w:rPr>
+                <w:rFonts w:ascii="맑은 고딕" w:hAnsi="맑은 고딕" w:eastAsia="맑은 고딕"/>
+                <w:b w:val="0"/>
+                <w:i w:val="0"/>
+                <w:color w:val="000000"/>
+                <w:sz w:val="18"/>
+              </w:rPr>
+              <w:t xml:space="preserve"> · 최대 </w:t>
+            </w:r>
+            <w:r>
+              <w:rPr>
+                <w:rFonts w:ascii="맑은 고딕" w:hAnsi="맑은 고딕" w:eastAsia="맑은 고딕"/>
+                <w:b/>
+                <w:i w:val="0"/>
+                <w:color w:val="000000"/>
+                <w:sz w:val="18"/>
+              </w:rPr>
+              <w:t>37.9초</w:t>
             </w:r>
           </w:p>
         </w:tc>
@@ -1157,7 +1147,17 @@
                 <w:color w:val="000000"/>
                 <w:sz w:val="18"/>
               </w:rPr>
-              <w:t>실측 토큰 × 단가 7.02원/1K</w:t>
+              <w:t xml:space="preserve">336응답 실측. 규약 상한 300초의 </w:t>
+            </w:r>
+            <w:r>
+              <w:rPr>
+                <w:rFonts w:ascii="맑은 고딕" w:hAnsi="맑은 고딕" w:eastAsia="맑은 고딕"/>
+                <w:b/>
+                <w:i w:val="0"/>
+                <w:color w:val="000000"/>
+                <w:sz w:val="18"/>
+              </w:rPr>
+              <w:t>12.6%</w:t>
             </w:r>
           </w:p>
         </w:tc>
@@ -1179,7 +1179,7 @@
                 <w:color w:val="000000"/>
                 <w:sz w:val="18"/>
               </w:rPr>
-              <w:t>자동화 시험</w:t>
+              <w:t>질의당 비용</w:t>
             </w:r>
           </w:p>
         </w:tc>
@@ -1199,7 +1199,7 @@
                 <w:color w:val="000000"/>
                 <w:sz w:val="18"/>
               </w:rPr>
-              <w:t>1,958건</w:t>
+              <w:t>48.1원</w:t>
             </w:r>
           </w:p>
         </w:tc>
@@ -1219,7 +1219,7 @@
                 <w:color w:val="000000"/>
                 <w:sz w:val="18"/>
               </w:rPr>
-              <w:t>전량 통과</w:t>
+              <w:t>실측 토큰 × 단가 7.02원/1K</w:t>
             </w:r>
           </w:p>
         </w:tc>
@@ -1241,7 +1241,7 @@
                 <w:color w:val="000000"/>
                 <w:sz w:val="18"/>
               </w:rPr>
-              <w:t>채점 8축</w:t>
+              <w:t>자동화 시험</w:t>
             </w:r>
           </w:p>
         </w:tc>
@@ -1261,7 +1261,7 @@
                 <w:color w:val="000000"/>
                 <w:sz w:val="18"/>
               </w:rPr>
-              <w:t>7축 만점</w:t>
+              <w:t>2,001건</w:t>
             </w:r>
           </w:p>
         </w:tc>
@@ -1281,7 +1281,7 @@
                 <w:color w:val="000000"/>
                 <w:sz w:val="18"/>
               </w:rPr>
-              <w:t>남은 하나는 근거 완전성 167/168</w:t>
+              <w:t>전량 통과</w:t>
             </w:r>
           </w:p>
         </w:tc>
@@ -1694,7 +1694,7 @@
           <w:color w:val="000000"/>
           <w:sz w:val="19"/>
         </w:rPr>
-        <w:t>근거 표시 93/93 (100%)</w:t>
+        <w:t>근거 표시 93/93 · 근거 완전성 168/168 (둘 다 100%)</w:t>
       </w:r>
       <w:r>
         <w:rPr>
@@ -2921,7 +2921,7 @@
           <w:color w:val="000000"/>
           <w:sz w:val="19"/>
         </w:rPr>
-        <w:t>A84</w:t>
+        <w:t>A91</w:t>
       </w:r>
       <w:r>
         <w:rPr>
@@ -2931,7 +2931,7 @@
           <w:color w:val="000000"/>
           <w:sz w:val="19"/>
         </w:rPr>
-        <w:t xml:space="preserve"> (2026-08-22 · 평가 서버 3회)</w:t>
+        <w:t xml:space="preserve"> (2026-08-27 · 평가 서버 3회)</w:t>
       </w:r>
     </w:p>
     <w:tbl>
@@ -3355,7 +3355,7 @@
                 <w:color w:val="000000"/>
                 <w:sz w:val="18"/>
               </w:rPr>
-              <w:t>50~53 / 54</w:t>
+              <w:t>51~52 / 54</w:t>
             </w:r>
           </w:p>
         </w:tc>
@@ -3375,7 +3375,7 @@
                 <w:color w:val="000000"/>
                 <w:sz w:val="18"/>
               </w:rPr>
-              <w:t>개발에 쓰지 않은 문항, 3회</w:t>
+              <w:t>54문항, 평가 서버 3회</w:t>
             </w:r>
           </w:p>
         </w:tc>
@@ -3408,7 +3408,7 @@
           <w:color w:val="000000"/>
           <w:sz w:val="19"/>
         </w:rPr>
-        <w:t xml:space="preserve"> 회차마다 판정이 갈리는 문항이 0건이고, 서버 3회와 로컬 3회가 모두 112다.</w:t>
+        <w:t xml:space="preserve"> 회차마다 판정이 갈리는 문항이 0건이다.</w:t>
       </w:r>
     </w:p>
     <w:p>
@@ -3423,7 +3423,7 @@
           <w:color w:val="000000"/>
           <w:sz w:val="19"/>
         </w:rPr>
-        <w:t>#### ■ 채점 8축 — 일곱 축이 만점이다</w:t>
+        <w:t>#### ■ 채점 8축 — 전부 만점이다</w:t>
       </w:r>
     </w:p>
     <w:tbl>
@@ -3574,12 +3574,12 @@
             <w:r>
               <w:rPr>
                 <w:rFonts w:ascii="맑은 고딕" w:hAnsi="맑은 고딕" w:eastAsia="맑은 고딕"/>
-                <w:b w:val="0"/>
-                <w:i w:val="0"/>
-                <w:color w:val="000000"/>
-                <w:sz w:val="18"/>
-              </w:rPr>
-              <w:t>요구사항 충족</w:t>
+                <w:b/>
+                <w:i w:val="0"/>
+                <w:color w:val="000000"/>
+                <w:sz w:val="18"/>
+              </w:rPr>
+              <w:t>근거 완전성</w:t>
             </w:r>
           </w:p>
         </w:tc>
@@ -3599,7 +3599,7 @@
                 <w:color w:val="000000"/>
                 <w:sz w:val="18"/>
               </w:rPr>
-              <w:t>112 / 112</w:t>
+              <w:t>168 / 168</w:t>
             </w:r>
           </w:p>
         </w:tc>
@@ -3619,7 +3619,7 @@
                 <w:color w:val="000000"/>
                 <w:sz w:val="18"/>
               </w:rPr>
-              <w:t>112문항 전체</w:t>
+              <w:t>답변 도출에 필수적인 근거</w:t>
             </w:r>
           </w:p>
         </w:tc>
@@ -3641,7 +3641,7 @@
                 <w:color w:val="000000"/>
                 <w:sz w:val="18"/>
               </w:rPr>
-              <w:t>추론 논리성</w:t>
+              <w:t>요구사항 충족</w:t>
             </w:r>
           </w:p>
         </w:tc>
@@ -3703,7 +3703,7 @@
                 <w:color w:val="000000"/>
                 <w:sz w:val="18"/>
               </w:rPr>
-              <w:t>근거 기반</w:t>
+              <w:t>추론 논리성</w:t>
             </w:r>
           </w:p>
         </w:tc>
@@ -3723,7 +3723,7 @@
                 <w:color w:val="000000"/>
                 <w:sz w:val="18"/>
               </w:rPr>
-              <w:t>43 / 43</w:t>
+              <w:t>112 / 112</w:t>
             </w:r>
           </w:p>
         </w:tc>
@@ -3743,7 +3743,7 @@
                 <w:color w:val="000000"/>
                 <w:sz w:val="18"/>
               </w:rPr>
-              <w:t>판정기 적용 대상</w:t>
+              <w:t>112문항 전체</w:t>
             </w:r>
           </w:p>
         </w:tc>
@@ -3765,7 +3765,7 @@
                 <w:color w:val="000000"/>
                 <w:sz w:val="18"/>
               </w:rPr>
-              <w:t>근거 표시</w:t>
+              <w:t>근거 기반</w:t>
             </w:r>
           </w:p>
         </w:tc>
@@ -3785,7 +3785,7 @@
                 <w:color w:val="000000"/>
                 <w:sz w:val="18"/>
               </w:rPr>
-              <w:t>93 / 93</w:t>
+              <w:t>43 / 43</w:t>
             </w:r>
           </w:p>
         </w:tc>
@@ -3805,7 +3805,7 @@
                 <w:color w:val="000000"/>
                 <w:sz w:val="18"/>
               </w:rPr>
-              <w:t>표기가 필요한 문항</w:t>
+              <w:t>판정기 적용 대상</w:t>
             </w:r>
           </w:p>
         </w:tc>
@@ -3827,7 +3827,7 @@
                 <w:color w:val="000000"/>
                 <w:sz w:val="18"/>
               </w:rPr>
-              <w:t>안전성·신뢰성</w:t>
+              <w:t>근거 표시</w:t>
             </w:r>
           </w:p>
         </w:tc>
@@ -3847,7 +3847,7 @@
                 <w:color w:val="000000"/>
                 <w:sz w:val="18"/>
               </w:rPr>
-              <w:t>12 / 12</w:t>
+              <w:t>93 / 93</w:t>
             </w:r>
           </w:p>
         </w:tc>
@@ -3867,7 +3867,7 @@
                 <w:color w:val="000000"/>
                 <w:sz w:val="18"/>
               </w:rPr>
-              <w:t>안전성 트랙</w:t>
+              <w:t>표기가 필요한 문항</w:t>
             </w:r>
           </w:p>
         </w:tc>
@@ -3889,7 +3889,7 @@
                 <w:color w:val="000000"/>
                 <w:sz w:val="18"/>
               </w:rPr>
-              <w:t>정보 한계 대응</w:t>
+              <w:t>안전성·신뢰성</w:t>
             </w:r>
           </w:p>
         </w:tc>
@@ -3909,7 +3909,7 @@
                 <w:color w:val="000000"/>
                 <w:sz w:val="18"/>
               </w:rPr>
-              <w:t>6 / 6</w:t>
+              <w:t>12 / 12</w:t>
             </w:r>
           </w:p>
         </w:tc>
@@ -3929,7 +3929,7 @@
                 <w:color w:val="000000"/>
                 <w:sz w:val="18"/>
               </w:rPr>
-              <w:t>정보 한계 트랙</w:t>
+              <w:t>안전성 트랙</w:t>
             </w:r>
           </w:p>
         </w:tc>
@@ -3951,7 +3951,7 @@
                 <w:color w:val="000000"/>
                 <w:sz w:val="18"/>
               </w:rPr>
-              <w:t>근거 완전성</w:t>
+              <w:t>정보 한계 대응</w:t>
             </w:r>
           </w:p>
         </w:tc>
@@ -3966,12 +3966,12 @@
             <w:r>
               <w:rPr>
                 <w:rFonts w:ascii="맑은 고딕" w:hAnsi="맑은 고딕" w:eastAsia="맑은 고딕"/>
-                <w:b w:val="0"/>
-                <w:i w:val="0"/>
-                <w:color w:val="000000"/>
-                <w:sz w:val="18"/>
-              </w:rPr>
-              <w:t>167 / 168</w:t>
+                <w:b/>
+                <w:i w:val="0"/>
+                <w:color w:val="000000"/>
+                <w:sz w:val="18"/>
+              </w:rPr>
+              <w:t>6 / 6</w:t>
             </w:r>
           </w:p>
         </w:tc>
@@ -3991,7 +3991,7 @@
                 <w:color w:val="000000"/>
                 <w:sz w:val="18"/>
               </w:rPr>
-              <w:t>답변 도출에 필수적인 근거</w:t>
+              <w:t>정보 한계 트랙</w:t>
             </w:r>
           </w:p>
         </w:tc>
@@ -4009,12 +4009,37 @@
       <w:r>
         <w:rPr>
           <w:rFonts w:ascii="맑은 고딕" w:hAnsi="맑은 고딕" w:eastAsia="맑은 고딕"/>
+          <w:b/>
+          <w:i w:val="0"/>
+          <w:color w:val="000000"/>
+          <w:sz w:val="19"/>
+        </w:rPr>
+        <w:t>여덟 축이 3회 내내 실패 0이다.</w:t>
+      </w:r>
+      <w:r>
+        <w:rPr>
+          <w:rFonts w:ascii="맑은 고딕" w:hAnsi="맑은 고딕" w:eastAsia="맑은 고딕"/>
           <w:b w:val="0"/>
           <w:i w:val="0"/>
           <w:color w:val="000000"/>
           <w:sz w:val="19"/>
         </w:rPr>
-        <w:t xml:space="preserve">남은 한 칸은 6장에 그 원인과 처방을 적었다. </w:t>
+        <w:t xml:space="preserve"> 근거 표시를 「골든 일치」와 「표기 유무」로 갈라 아홉으로 세는 내부 잣대에서도 같다.</w:t>
+      </w:r>
+    </w:p>
+    <w:p>
+      <w:pPr>
+        <w:spacing w:after="100" w:before="0" w:line="324" w:lineRule="auto"/>
+      </w:pPr>
+      <w:r>
+        <w:rPr>
+          <w:rFonts w:ascii="맑은 고딕" w:hAnsi="맑은 고딕" w:eastAsia="맑은 고딕"/>
+          <w:b w:val="0"/>
+          <w:i w:val="0"/>
+          <w:color w:val="000000"/>
+          <w:sz w:val="19"/>
+        </w:rPr>
+        <w:t xml:space="preserve">🔴 </w:t>
       </w:r>
       <w:r>
         <w:rPr>
@@ -4024,7 +4049,37 @@
           <w:color w:val="000000"/>
           <w:sz w:val="19"/>
         </w:rPr>
-        <w:t>감추지 않는다.</w:t>
+        <w:t>마지막까지 열려 있던 것이 근거 완전성이었고, 어떻게 닫았는지가 이 프로젝트의 방법을 가장 잘 보여 준다.</w:t>
+      </w:r>
+      <w:r>
+        <w:rPr>
+          <w:rFonts w:ascii="맑은 고딕" w:hAnsi="맑은 고딕" w:eastAsia="맑은 고딕"/>
+          <w:b w:val="0"/>
+          <w:i w:val="0"/>
+          <w:color w:val="000000"/>
+          <w:sz w:val="19"/>
+        </w:rPr>
+        <w:t xml:space="preserve"> 한 회사가 두 갈래 계약을 맡는데 근거 칸이 회사당 하나였다. </w:t>
+      </w:r>
+      <w:r>
+        <w:rPr>
+          <w:rFonts w:ascii="맑은 고딕" w:hAnsi="맑은 고딕" w:eastAsia="맑은 고딕"/>
+          <w:b/>
+          <w:i w:val="0"/>
+          <w:color w:val="000000"/>
+          <w:sz w:val="19"/>
+        </w:rPr>
+        <w:t>LLM 에게 「대표 계약을 고르라」고 시켜 봤더니 골든 적중이 5/6 → 5/6 으로 한 칸도 안 움직였다</w:t>
+      </w:r>
+      <w:r>
+        <w:rPr>
+          <w:rFonts w:ascii="맑은 고딕" w:hAnsi="맑은 고딕" w:eastAsia="맑은 고딕"/>
+          <w:b w:val="0"/>
+          <w:i w:val="0"/>
+          <w:color w:val="000000"/>
+          <w:sz w:val="19"/>
+        </w:rPr>
+        <w:t xml:space="preserve"> — 「어느 것」이 아니라 「몇 개」 문제였기 때문이다. 칸 상한을 6 → 8 로 넓혀 닫았고, 8이라는 수도 6·8·9·10·12 를 오프라인 산술로 재서 골랐다. 자세한 것은 별도 「미해결 과제 보고서」에 있다.</w:t>
       </w:r>
     </w:p>
     <w:p>
@@ -4493,7 +4548,7 @@
                 <w:color w:val="000000"/>
                 <w:sz w:val="18"/>
               </w:rPr>
-              <w:t>1,958건 (전량 통과)</w:t>
+              <w:t>2,001건 (전량 통과)</w:t>
             </w:r>
           </w:p>
         </w:tc>
@@ -5213,7 +5268,7 @@
           <w:color w:val="000000"/>
           <w:sz w:val="19"/>
         </w:rPr>
-        <w:t>A84</w:t>
+        <w:t>A91</w:t>
       </w:r>
       <w:r>
         <w:rPr>
@@ -6851,7 +6906,7 @@
                 <w:color w:val="000000"/>
                 <w:sz w:val="18"/>
               </w:rPr>
-              <w:t>중앙값 10.6초 · 최대 46.7초 (규약 상한 300초)</w:t>
+              <w:t>중앙값 11.0초 · 최대 37.9초 (규약 상한 300초)</w:t>
             </w:r>
           </w:p>
         </w:tc>
@@ -8333,7 +8388,7 @@
           <w:color w:val="000000"/>
           <w:sz w:val="19"/>
         </w:rPr>
-        <w:t xml:space="preserve"> — 평가 하네스와 산출물 재생성 경로를 코드로 고정했고, 자동화 시험 1,958건이 제출 구성과 기능별 동작을 고정한다.</w:t>
+        <w:t xml:space="preserve"> — 평가 하네스와 산출물 재생성 경로를 코드로 고정했고, 자동화 시험 2,001건이 제출 구성과 기능별 동작을 고정한다.</w:t>
       </w:r>
     </w:p>
     <w:p>
@@ -8622,7 +8677,7 @@
           <w:color w:val="000000"/>
           <w:sz w:val="22"/>
         </w:rPr>
-        <w:t>6-2. 남은 기술 과제 — 근거 완전성 167/168</w:t>
+        <w:t>6-2. 남은 기술 과제 — 성적에 안 잡히는 둘</w:t>
       </w:r>
     </w:p>
     <w:p>
@@ -8637,7 +8692,7 @@
           <w:color w:val="000000"/>
           <w:sz w:val="19"/>
         </w:rPr>
-        <w:t xml:space="preserve">채점 8축 중 일곱이 만점이고 </w:t>
+        <w:t xml:space="preserve">채점 여덟 축이 3회 내내 만점이므로, 남은 것은 </w:t>
       </w:r>
       <w:r>
         <w:rPr>
@@ -8647,7 +8702,7 @@
           <w:color w:val="000000"/>
           <w:sz w:val="19"/>
         </w:rPr>
-        <w:t>근거 완전성 하나만 167/168</w:t>
+        <w:t>성적에 안 잡히는 문면 결함</w:t>
       </w:r>
       <w:r>
         <w:rPr>
@@ -8657,7 +8712,7 @@
           <w:color w:val="000000"/>
           <w:sz w:val="19"/>
         </w:rPr>
-        <w:t xml:space="preserve"> 이다. 정답 판정에는 걸리지 않지만 필수 근거 한 건이 답변 근거에 실리지 않는다.</w:t>
+        <w:t xml:space="preserve"> 둘이다.</w:t>
       </w:r>
     </w:p>
     <w:p>
@@ -8672,7 +8727,7 @@
           <w:color w:val="000000"/>
           <w:sz w:val="19"/>
         </w:rPr>
-        <w:t>원인은 회수 실패가 아니다.</w:t>
+        <w:t>① 한 문항이 「동일」과 「증가」를 한 답변에 함께 쓴다.</w:t>
       </w:r>
       <w:r>
         <w:rPr>
@@ -8682,7 +8737,7 @@
           <w:color w:val="000000"/>
           <w:sz w:val="19"/>
         </w:rPr>
-        <w:t xml:space="preserve"> 해당 질의는 발주처 하나에 상장사 파트너가 6곳인데 근거 칸이 6개라 </w:t>
+        <w:t xml:space="preserve"> 수치·방향·기간은 전부 맞는데 서술 한 절이 어긋난다(3회 중 2회). 근거에 </w:t>
       </w:r>
       <w:r>
         <w:rPr>
@@ -8692,7 +8747,7 @@
           <w:color w:val="000000"/>
           <w:sz w:val="19"/>
         </w:rPr>
-        <w:t>회사당 한 건씩만</w:t>
+        <w:t>범위가 다른 두 참말</w:t>
       </w:r>
       <w:r>
         <w:rPr>
@@ -8702,7 +8757,67 @@
           <w:color w:val="000000"/>
           <w:sz w:val="19"/>
         </w:rPr>
-        <w:t xml:space="preserve"> 실린다. 그 회사의 후보 여섯 건이 전부 최신본이라 첫 정렬 키가 동률이고, 질문의 낱말이 계약 갈래를 가르지 못해 도착 순서가 결정한다.</w:t>
+        <w:t xml:space="preserve">이 나란히 있기 때문이다 — 보고서 </w:t>
+      </w:r>
+      <w:r>
+        <w:rPr>
+          <w:rFonts w:ascii="맑은 고딕" w:hAnsi="맑은 고딕" w:eastAsia="맑은 고딕"/>
+          <w:b/>
+          <w:i w:val="0"/>
+          <w:color w:val="000000"/>
+          <w:sz w:val="19"/>
+        </w:rPr>
+        <w:t>사이</w:t>
+      </w:r>
+      <w:r>
+        <w:rPr>
+          <w:rFonts w:ascii="맑은 고딕" w:hAnsi="맑은 고딕" w:eastAsia="맑은 고딕"/>
+          <w:b w:val="0"/>
+          <w:i w:val="0"/>
+          <w:color w:val="000000"/>
+          <w:sz w:val="19"/>
+        </w:rPr>
+        <w:t xml:space="preserve">의 증가와 한 보고서 </w:t>
+      </w:r>
+      <w:r>
+        <w:rPr>
+          <w:rFonts w:ascii="맑은 고딕" w:hAnsi="맑은 고딕" w:eastAsia="맑은 고딕"/>
+          <w:b/>
+          <w:i w:val="0"/>
+          <w:color w:val="000000"/>
+          <w:sz w:val="19"/>
+        </w:rPr>
+        <w:t>안</w:t>
+      </w:r>
+      <w:r>
+        <w:rPr>
+          <w:rFonts w:ascii="맑은 고딕" w:hAnsi="맑은 고딕" w:eastAsia="맑은 고딕"/>
+          <w:b w:val="0"/>
+          <w:i w:val="0"/>
+          <w:color w:val="000000"/>
+          <w:sz w:val="19"/>
+        </w:rPr>
+        <w:t xml:space="preserve">의 변동 없음. 근본 처방은 원시 줄에 범위를 라벨로 박는 것인데, 그 줄이 </w:t>
+      </w:r>
+      <w:r>
+        <w:rPr>
+          <w:rFonts w:ascii="맑은 고딕" w:hAnsi="맑은 고딕" w:eastAsia="맑은 고딕"/>
+          <w:b/>
+          <w:i w:val="0"/>
+          <w:color w:val="000000"/>
+          <w:sz w:val="19"/>
+        </w:rPr>
+        <w:t>색인 빌드 타임에 굳으므로 색인 재빌드와 전 문항 재측정</w:t>
+      </w:r>
+      <w:r>
+        <w:rPr>
+          <w:rFonts w:ascii="맑은 고딕" w:hAnsi="맑은 고딕" w:eastAsia="맑은 고딕"/>
+          <w:b w:val="0"/>
+          <w:i w:val="0"/>
+          <w:color w:val="000000"/>
+          <w:sz w:val="19"/>
+        </w:rPr>
+        <w:t>이 따른다. 제출 앞에서 댈 규모가 아니다.</w:t>
       </w:r>
     </w:p>
     <w:p>
@@ -8717,7 +8832,7 @@
           <w:color w:val="000000"/>
           <w:sz w:val="19"/>
         </w:rPr>
-        <w:t>처방은 둘이고 둘 다 검색 계층 과제다.</w:t>
+        <w:t>② 재생성이 검증 사유의 숫자를 베낀다.</w:t>
       </w:r>
       <w:r>
         <w:rPr>
@@ -8727,7 +8842,7 @@
           <w:color w:val="000000"/>
           <w:sz w:val="19"/>
         </w:rPr>
-        <w:t xml:space="preserve"> ① 근거 칸 상한을 올려 차선에 두 칸씩 준다. ② 차선 정렬이 같은 회사의 서로 다른 계약 갈래를 가르게 한다. 둘 다 결정적 집계가 실리는 문항 집합을 바꾸므로 </w:t>
+        <w:t xml:space="preserve"> 검증이 실패하면 사유가 재생성 프롬프트에 실리는데, 모델이 그 사유에 적힌 숫자를 답변에 옮겨 적는 일이 드물게 있다. 처방은 사유에서 숫자를 빼는 것이고 재생성 프롬프트를 바꾸는 일이다. 이 갈래를 값싸게 가르는 표지를 </w:t>
       </w:r>
       <w:r>
         <w:rPr>
@@ -8737,7 +8852,7 @@
           <w:color w:val="000000"/>
           <w:sz w:val="19"/>
         </w:rPr>
-        <w:t>코드 동결 앞에서 착수하지 않았다.</w:t>
+        <w:t>후보 일곱까지 재봤으나 전부 기각</w:t>
       </w:r>
       <w:r>
         <w:rPr>
@@ -8747,7 +8862,42 @@
           <w:color w:val="000000"/>
           <w:sz w:val="19"/>
         </w:rPr>
-        <w:t xml:space="preserve"> 별도 보고서에 상세를 적었다.</w:t>
+        <w:t>했다 — 그 측정표를 별도 보고서에 실었다.</w:t>
+      </w:r>
+    </w:p>
+    <w:p>
+      <w:pPr>
+        <w:spacing w:after="100" w:before="0" w:line="324" w:lineRule="auto"/>
+      </w:pPr>
+      <w:r>
+        <w:rPr>
+          <w:rFonts w:ascii="맑은 고딕" w:hAnsi="맑은 고딕" w:eastAsia="맑은 고딕"/>
+          <w:b w:val="0"/>
+          <w:i w:val="0"/>
+          <w:color w:val="000000"/>
+          <w:sz w:val="19"/>
+        </w:rPr>
+        <w:t xml:space="preserve">둘 다 </w:t>
+      </w:r>
+      <w:r>
+        <w:rPr>
+          <w:rFonts w:ascii="맑은 고딕" w:hAnsi="맑은 고딕" w:eastAsia="맑은 고딕"/>
+          <w:b/>
+          <w:i w:val="0"/>
+          <w:color w:val="000000"/>
+          <w:sz w:val="19"/>
+        </w:rPr>
+        <w:t>정답 판정에는 안 걸리고</w:t>
+      </w:r>
+      <w:r>
+        <w:rPr>
+          <w:rFonts w:ascii="맑은 고딕" w:hAnsi="맑은 고딕" w:eastAsia="맑은 고딕"/>
+          <w:b w:val="0"/>
+          <w:i w:val="0"/>
+          <w:color w:val="000000"/>
+          <w:sz w:val="19"/>
+        </w:rPr>
+        <w:t>, 재생성이 더 나빠지면 원본을 지키는 가드가 이미 작동한다.</w:t>
       </w:r>
     </w:p>
     <w:p>
@@ -8764,6 +8914,38 @@
           <w:sz w:val="22"/>
         </w:rPr>
         <w:t>6-3. 향후 과제</w:t>
+      </w:r>
+    </w:p>
+    <w:p>
+      <w:pPr>
+        <w:spacing w:after="60" w:before="0" w:line="324" w:lineRule="auto"/>
+        <w:ind w:left="255"/>
+      </w:pPr>
+      <w:r>
+        <w:rPr>
+          <w:rFonts w:ascii="맑은 고딕" w:hAnsi="맑은 고딕" w:eastAsia="맑은 고딕"/>
+          <w:b w:val="0"/>
+          <w:i w:val="0"/>
+          <w:color w:val="000000"/>
+          <w:sz w:val="19"/>
+        </w:rPr>
+        <w:t>· 색인 재빌드와 원시 줄 범위 라벨 (6-2 ①)</w:t>
+      </w:r>
+    </w:p>
+    <w:p>
+      <w:pPr>
+        <w:spacing w:after="60" w:before="0" w:line="324" w:lineRule="auto"/>
+        <w:ind w:left="255"/>
+      </w:pPr>
+      <w:r>
+        <w:rPr>
+          <w:rFonts w:ascii="맑은 고딕" w:hAnsi="맑은 고딕" w:eastAsia="맑은 고딕"/>
+          <w:b w:val="0"/>
+          <w:i w:val="0"/>
+          <w:color w:val="000000"/>
+          <w:sz w:val="19"/>
+        </w:rPr>
+        <w:t>· 재생성 사유에서 숫자 제거 (6-2 ②)</w:t>
       </w:r>
     </w:p>
     <w:p>
@@ -8822,22 +9004,6 @@
           <w:sz w:val="19"/>
         </w:rPr>
         <w:t>· 지분·계열 관계의 노드화</w:t>
-      </w:r>
-    </w:p>
-    <w:p>
-      <w:pPr>
-        <w:spacing w:after="60" w:before="0" w:line="324" w:lineRule="auto"/>
-        <w:ind w:left="255"/>
-      </w:pPr>
-      <w:r>
-        <w:rPr>
-          <w:rFonts w:ascii="맑은 고딕" w:hAnsi="맑은 고딕" w:eastAsia="맑은 고딕"/>
-          <w:b w:val="0"/>
-          <w:i w:val="0"/>
-          <w:color w:val="000000"/>
-          <w:sz w:val="19"/>
-        </w:rPr>
-        <w:t>· 근거 칸 상한과 차선 정렬 개선 (6-2)</w:t>
       </w:r>
     </w:p>
     <w:p>
@@ -9562,7 +9728,7 @@
           <w:color w:val="000000"/>
           <w:sz w:val="19"/>
         </w:rPr>
-        <w:t>A84</w:t>
+        <w:t>A91</w:t>
       </w:r>
       <w:r>
         <w:rPr>

--- a/docs/proposal/기술제안서_ARGUS_v2.docx
+++ b/docs/proposal/기술제안서_ARGUS_v2.docx
@@ -1035,7 +1035,7 @@
                 <w:color w:val="000000"/>
                 <w:sz w:val="18"/>
               </w:rPr>
-              <w:t>51~52 / 54</w:t>
+              <w:t>51 / 54</w:t>
             </w:r>
           </w:p>
         </w:tc>
@@ -1055,7 +1055,7 @@
                 <w:color w:val="000000"/>
                 <w:sz w:val="18"/>
               </w:rPr>
-              <w:t>54문항, 평가 서버 3회</w:t>
+              <w:t>54문항, 평가 서버 3회 · 3회 동일</w:t>
             </w:r>
           </w:p>
         </w:tc>
@@ -3355,7 +3355,7 @@
                 <w:color w:val="000000"/>
                 <w:sz w:val="18"/>
               </w:rPr>
-              <w:t>51~52 / 54</w:t>
+              <w:t>51 / 54</w:t>
             </w:r>
           </w:p>
         </w:tc>
@@ -3375,7 +3375,7 @@
                 <w:color w:val="000000"/>
                 <w:sz w:val="18"/>
               </w:rPr>
-              <w:t>54문항, 평가 서버 3회</w:t>
+              <w:t>54문항, 평가 서버 3회 · 3회 동일</w:t>
             </w:r>
           </w:p>
         </w:tc>

--- a/docs/proposal/기술제안서_ARGUS_v2.docx
+++ b/docs/proposal/기술제안서_ARGUS_v2.docx
@@ -787,7 +787,7 @@
           <w:color w:val="000000"/>
           <w:sz w:val="19"/>
         </w:rPr>
-        <w:t>성과 요약 — 2026-08-27 배포본 `A91` 실측</w:t>
+        <w:t>성과 요약 — 2026-08-28 배포본 `A92` 실측</w:t>
       </w:r>
     </w:p>
     <w:tbl>
@@ -1035,7 +1035,7 @@
                 <w:color w:val="000000"/>
                 <w:sz w:val="18"/>
               </w:rPr>
-              <w:t>51 / 54</w:t>
+              <w:t>52~53 / 54</w:t>
             </w:r>
           </w:p>
         </w:tc>
@@ -1055,7 +1055,7 @@
                 <w:color w:val="000000"/>
                 <w:sz w:val="18"/>
               </w:rPr>
-              <w:t>54문항, 평가 서버 3회 · 3회 동일</w:t>
+              <w:t>54문항, 평가 서버 3회</w:t>
             </w:r>
           </w:p>
         </w:tc>
@@ -1127,7 +1127,7 @@
                 <w:color w:val="000000"/>
                 <w:sz w:val="18"/>
               </w:rPr>
-              <w:t>37.9초</w:t>
+              <w:t>37.3초</w:t>
             </w:r>
           </w:p>
         </w:tc>
@@ -1157,7 +1157,7 @@
                 <w:color w:val="000000"/>
                 <w:sz w:val="18"/>
               </w:rPr>
-              <w:t>12.6%</w:t>
+              <w:t>12.4%</w:t>
             </w:r>
           </w:p>
         </w:tc>
@@ -1261,7 +1261,7 @@
                 <w:color w:val="000000"/>
                 <w:sz w:val="18"/>
               </w:rPr>
-              <w:t>2,001건</w:t>
+              <w:t>2,017건</w:t>
             </w:r>
           </w:p>
         </w:tc>
@@ -2921,7 +2921,7 @@
           <w:color w:val="000000"/>
           <w:sz w:val="19"/>
         </w:rPr>
-        <w:t>A91</w:t>
+        <w:t>A92</w:t>
       </w:r>
       <w:r>
         <w:rPr>
@@ -2931,7 +2931,7 @@
           <w:color w:val="000000"/>
           <w:sz w:val="19"/>
         </w:rPr>
-        <w:t xml:space="preserve"> (2026-08-27 · 평가 서버 3회)</w:t>
+        <w:t xml:space="preserve"> (2026-08-28 · 평가 서버 3회)</w:t>
       </w:r>
     </w:p>
     <w:tbl>
@@ -3355,7 +3355,7 @@
                 <w:color w:val="000000"/>
                 <w:sz w:val="18"/>
               </w:rPr>
-              <w:t>51 / 54</w:t>
+              <w:t>52~53 / 54</w:t>
             </w:r>
           </w:p>
         </w:tc>
@@ -3375,7 +3375,7 @@
                 <w:color w:val="000000"/>
                 <w:sz w:val="18"/>
               </w:rPr>
-              <w:t>54문항, 평가 서버 3회 · 3회 동일</w:t>
+              <w:t>54문항, 평가 서버 3회</w:t>
             </w:r>
           </w:p>
         </w:tc>
@@ -4548,7 +4548,7 @@
                 <w:color w:val="000000"/>
                 <w:sz w:val="18"/>
               </w:rPr>
-              <w:t>2,001건 (전량 통과)</w:t>
+              <w:t>2,017건 (전량 통과)</w:t>
             </w:r>
           </w:p>
         </w:tc>
@@ -5268,7 +5268,7 @@
           <w:color w:val="000000"/>
           <w:sz w:val="19"/>
         </w:rPr>
-        <w:t>A91</w:t>
+        <w:t>A92</w:t>
       </w:r>
       <w:r>
         <w:rPr>
@@ -6906,7 +6906,7 @@
                 <w:color w:val="000000"/>
                 <w:sz w:val="18"/>
               </w:rPr>
-              <w:t>중앙값 11.0초 · 최대 37.9초 (규약 상한 300초)</w:t>
+              <w:t>중앙값 11.0초 · 최대 37.3초 (규약 상한 300초)</w:t>
             </w:r>
           </w:p>
         </w:tc>
@@ -8388,7 +8388,7 @@
           <w:color w:val="000000"/>
           <w:sz w:val="19"/>
         </w:rPr>
-        <w:t xml:space="preserve"> — 평가 하네스와 산출물 재생성 경로를 코드로 고정했고, 자동화 시험 2,001건이 제출 구성과 기능별 동작을 고정한다.</w:t>
+        <w:t xml:space="preserve"> — 평가 하네스와 산출물 재생성 경로를 코드로 고정했고, 자동화 시험 2,017건이 제출 구성과 기능별 동작을 고정한다.</w:t>
       </w:r>
     </w:p>
     <w:p>
@@ -8832,7 +8832,7 @@
           <w:color w:val="000000"/>
           <w:sz w:val="19"/>
         </w:rPr>
-        <w:t>② 재생성이 검증 사유의 숫자를 베낀다.</w:t>
+        <w:t>② 재생성 과정이 답변 문면에 드러난다.</w:t>
       </w:r>
       <w:r>
         <w:rPr>
@@ -8842,7 +8842,47 @@
           <w:color w:val="000000"/>
           <w:sz w:val="19"/>
         </w:rPr>
-        <w:t xml:space="preserve"> 검증이 실패하면 사유가 재생성 프롬프트에 실리는데, 모델이 그 사유에 적힌 숫자를 답변에 옮겨 적는 일이 드물게 있다. 처방은 사유에서 숫자를 빼는 것이고 재생성 프롬프트를 바꾸는 일이다. 이 갈래를 값싸게 가르는 표지를 </w:t>
+        <w:t xml:space="preserve"> 검증이 실패하면 답변을 다시 쓰는데, 그 사정이 배달 문면에 남는 일이 드물게 있다(*"앞서 제공한 답변 중 일부 오류가 발견되었습니다"*). 배포본 </w:t>
+      </w:r>
+      <w:r>
+        <w:rPr>
+          <w:rFonts w:ascii="Consolas" w:hAnsi="Consolas" w:eastAsia="맑은 고딕"/>
+          <w:b w:val="0"/>
+          <w:i w:val="0"/>
+          <w:color w:val="000000"/>
+          <w:sz w:val="19"/>
+        </w:rPr>
+        <w:t>A92</w:t>
+      </w:r>
+      <w:r>
+        <w:rPr>
+          <w:rFonts w:ascii="맑은 고딕" w:hAnsi="맑은 고딕" w:eastAsia="맑은 고딕"/>
+          <w:b w:val="0"/>
+          <w:i w:val="0"/>
+          <w:color w:val="000000"/>
+          <w:sz w:val="19"/>
+        </w:rPr>
+        <w:t xml:space="preserve"> 의 골든셋 336응답에서는 </w:t>
+      </w:r>
+      <w:r>
+        <w:rPr>
+          <w:rFonts w:ascii="맑은 고딕" w:hAnsi="맑은 고딕" w:eastAsia="맑은 고딕"/>
+          <w:b/>
+          <w:i w:val="0"/>
+          <w:color w:val="000000"/>
+          <w:sz w:val="19"/>
+        </w:rPr>
+        <w:t>0건</w:t>
+      </w:r>
+      <w:r>
+        <w:rPr>
+          <w:rFonts w:ascii="맑은 고딕" w:hAnsi="맑은 고딕" w:eastAsia="맑은 고딕"/>
+          <w:b w:val="0"/>
+          <w:i w:val="0"/>
+          <w:color w:val="000000"/>
+          <w:sz w:val="19"/>
+        </w:rPr>
+        <w:t xml:space="preserve">이지만, 같은 날 미공개 162응답에서 2건 나왔다. 처방은 재생성 프롬프트를 바꾸는 일이고, 이 갈래를 값싸게 가르는 표지를 </w:t>
       </w:r>
       <w:r>
         <w:rPr>
@@ -8902,6 +8942,121 @@
     </w:p>
     <w:p>
       <w:pPr>
+        <w:spacing w:after="100" w:before="0" w:line="324" w:lineRule="auto"/>
+      </w:pPr>
+      <w:r>
+        <w:rPr>
+          <w:rFonts w:ascii="맑은 고딕" w:hAnsi="맑은 고딕" w:eastAsia="맑은 고딕"/>
+          <w:b w:val="0"/>
+          <w:i w:val="0"/>
+          <w:color w:val="000000"/>
+          <w:sz w:val="19"/>
+        </w:rPr>
+        <w:t xml:space="preserve">🔴 </w:t>
+      </w:r>
+      <w:r>
+        <w:rPr>
+          <w:rFonts w:ascii="맑은 고딕" w:hAnsi="맑은 고딕" w:eastAsia="맑은 고딕"/>
+          <w:b/>
+          <w:i w:val="0"/>
+          <w:color w:val="000000"/>
+          <w:sz w:val="19"/>
+        </w:rPr>
+        <w:t>셋째로, 성적을 못 올린 채 남겨 둔 가드가 하나 있다.</w:t>
+      </w:r>
+      <w:r>
+        <w:rPr>
+          <w:rFonts w:ascii="맑은 고딕" w:hAnsi="맑은 고딕" w:eastAsia="맑은 고딕"/>
+          <w:b w:val="0"/>
+          <w:i w:val="0"/>
+          <w:color w:val="000000"/>
+          <w:sz w:val="19"/>
+        </w:rPr>
+        <w:t xml:space="preserve"> 미공개 문항 하나가 묻지 않은 계약을 덧붙이고 그 합계를 999,989,990 만큼 틀리게 냈다. 근거에도 없고 답변이 나열한 금액으로도 안 닿는 총액 문장을 지우는 규칙(</w:t>
+      </w:r>
+      <w:r>
+        <w:rPr>
+          <w:rFonts w:ascii="Consolas" w:hAnsi="Consolas" w:eastAsia="맑은 고딕"/>
+          <w:b w:val="0"/>
+          <w:i w:val="0"/>
+          <w:color w:val="000000"/>
+          <w:sz w:val="19"/>
+        </w:rPr>
+        <w:t>drop_unsourced_total</w:t>
+      </w:r>
+      <w:r>
+        <w:rPr>
+          <w:rFonts w:ascii="맑은 고딕" w:hAnsi="맑은 고딕" w:eastAsia="맑은 고딕"/>
+          <w:b w:val="0"/>
+          <w:i w:val="0"/>
+          <w:color w:val="000000"/>
+          <w:sz w:val="19"/>
+        </w:rPr>
+        <w:t xml:space="preserve">)을 만들어 </w:t>
+      </w:r>
+      <w:r>
+        <w:rPr>
+          <w:rFonts w:ascii="Consolas" w:hAnsi="Consolas" w:eastAsia="맑은 고딕"/>
+          <w:b w:val="0"/>
+          <w:i w:val="0"/>
+          <w:color w:val="000000"/>
+          <w:sz w:val="19"/>
+        </w:rPr>
+        <w:t>A92</w:t>
+      </w:r>
+      <w:r>
+        <w:rPr>
+          <w:rFonts w:ascii="맑은 고딕" w:hAnsi="맑은 고딕" w:eastAsia="맑은 고딕"/>
+          <w:b w:val="0"/>
+          <w:i w:val="0"/>
+          <w:color w:val="000000"/>
+          <w:sz w:val="19"/>
+        </w:rPr>
+        <w:t xml:space="preserve"> 에 넣었다. </w:t>
+      </w:r>
+      <w:r>
+        <w:rPr>
+          <w:rFonts w:ascii="맑은 고딕" w:hAnsi="맑은 고딕" w:eastAsia="맑은 고딕"/>
+          <w:b/>
+          <w:i w:val="0"/>
+          <w:color w:val="000000"/>
+          <w:sz w:val="19"/>
+        </w:rPr>
+        <w:t>그런데 그 규칙은 498응답(골든 336 · 미공개 162)에서 한 번도 발화하지 않았다.</w:t>
+      </w:r>
+      <w:r>
+        <w:rPr>
+          <w:rFonts w:ascii="맑은 고딕" w:hAnsi="맑은 고딕" w:eastAsia="맑은 고딕"/>
+          <w:b w:val="0"/>
+          <w:i w:val="0"/>
+          <w:color w:val="000000"/>
+          <w:sz w:val="19"/>
+        </w:rPr>
+        <w:t xml:space="preserve"> 해당 문항이 지금 정답인 것은 모델이 이번에 합계를 안 썼기 때문이지 규칙이 지웠기 때문이 아니다. 그래서 이것은 </w:t>
+      </w:r>
+      <w:r>
+        <w:rPr>
+          <w:rFonts w:ascii="맑은 고딕" w:hAnsi="맑은 고딕" w:eastAsia="맑은 고딕"/>
+          <w:b/>
+          <w:i w:val="0"/>
+          <w:color w:val="000000"/>
+          <w:sz w:val="19"/>
+        </w:rPr>
+        <w:t>성과가 아니라 재발 대비 가드</w:t>
+      </w:r>
+      <w:r>
+        <w:rPr>
+          <w:rFonts w:ascii="맑은 고딕" w:hAnsi="맑은 고딕" w:eastAsia="맑은 고딕"/>
+          <w:b w:val="0"/>
+          <w:i w:val="0"/>
+          <w:color w:val="000000"/>
+          <w:sz w:val="19"/>
+        </w:rPr>
+        <w:t>로 적는다 — 발화하면 언제나 옳지만, 아직 발화한 적이 없다.</w:t>
+      </w:r>
+    </w:p>
+    <w:p>
+      <w:pPr>
         <w:keepNext/>
         <w:spacing w:before="220" w:after="120"/>
       </w:pPr>
@@ -8945,7 +9100,7 @@
           <w:color w:val="000000"/>
           <w:sz w:val="19"/>
         </w:rPr>
-        <w:t>· 재생성 사유에서 숫자 제거 (6-2 ②)</w:t>
+        <w:t>· 재생성 흔적이 배달 문면에 남지 않게 하기 (6-2 ②)</w:t>
       </w:r>
     </w:p>
     <w:p>
@@ -9728,7 +9883,7 @@
           <w:color w:val="000000"/>
           <w:sz w:val="19"/>
         </w:rPr>
-        <w:t>A91</w:t>
+        <w:t>A92</w:t>
       </w:r>
       <w:r>
         <w:rPr>

--- a/docs/proposal/기술제안서_ARGUS_v2.docx
+++ b/docs/proposal/기술제안서_ARGUS_v2.docx
@@ -787,7 +787,162 @@
           <w:color w:val="000000"/>
           <w:sz w:val="19"/>
         </w:rPr>
-        <w:t>성과 요약 — 2026-08-28 배포본 `A92` 실측</w:t>
+        <w:t>성과 요약 — 배포본 `A94`</w:t>
+      </w:r>
+    </w:p>
+    <w:p>
+      <w:pPr>
+        <w:spacing w:after="100" w:before="0" w:line="324" w:lineRule="auto"/>
+      </w:pPr>
+      <w:r>
+        <w:rPr>
+          <w:rFonts w:ascii="맑은 고딕" w:hAnsi="맑은 고딕" w:eastAsia="맑은 고딕"/>
+          <w:b w:val="0"/>
+          <w:i w:val="0"/>
+          <w:color w:val="000000"/>
+          <w:sz w:val="19"/>
+        </w:rPr>
+        <w:t xml:space="preserve">🔴 </w:t>
+      </w:r>
+      <w:r>
+        <w:rPr>
+          <w:rFonts w:ascii="맑은 고딕" w:hAnsi="맑은 고딕" w:eastAsia="맑은 고딕"/>
+          <w:b/>
+          <w:i w:val="0"/>
+          <w:color w:val="000000"/>
+          <w:sz w:val="19"/>
+        </w:rPr>
+        <w:t>성적이 어느 팔에서 나왔는지 밝힌다.</w:t>
+      </w:r>
+      <w:r>
+        <w:rPr>
+          <w:rFonts w:ascii="맑은 고딕" w:hAnsi="맑은 고딕" w:eastAsia="맑은 고딕"/>
+          <w:b w:val="0"/>
+          <w:i w:val="0"/>
+          <w:color w:val="000000"/>
+          <w:sz w:val="19"/>
+        </w:rPr>
+        <w:t xml:space="preserve"> 아래 평가 서버 3회 값은 </w:t>
+      </w:r>
+      <w:r>
+        <w:rPr>
+          <w:rFonts w:ascii="Consolas" w:hAnsi="Consolas" w:eastAsia="맑은 고딕"/>
+          <w:b w:val="0"/>
+          <w:i w:val="0"/>
+          <w:color w:val="000000"/>
+          <w:sz w:val="19"/>
+        </w:rPr>
+        <w:t>A93</w:t>
+      </w:r>
+      <w:r>
+        <w:rPr>
+          <w:rFonts w:ascii="맑은 고딕" w:hAnsi="맑은 고딕" w:eastAsia="맑은 고딕"/>
+          <w:b w:val="0"/>
+          <w:i w:val="0"/>
+          <w:color w:val="000000"/>
+          <w:sz w:val="19"/>
+        </w:rPr>
+        <w:t xml:space="preserve"> 실측이다. 배포본 </w:t>
+      </w:r>
+      <w:r>
+        <w:rPr>
+          <w:rFonts w:ascii="Consolas" w:hAnsi="Consolas" w:eastAsia="맑은 고딕"/>
+          <w:b w:val="0"/>
+          <w:i w:val="0"/>
+          <w:color w:val="000000"/>
+          <w:sz w:val="19"/>
+        </w:rPr>
+        <w:t>A94</w:t>
+      </w:r>
+      <w:r>
+        <w:rPr>
+          <w:rFonts w:ascii="맑은 고딕" w:hAnsi="맑은 고딕" w:eastAsia="맑은 고딕"/>
+          <w:b w:val="0"/>
+          <w:i w:val="0"/>
+          <w:color w:val="000000"/>
+          <w:sz w:val="19"/>
+        </w:rPr>
+        <w:t xml:space="preserve"> 는 그 위에 </w:t>
+      </w:r>
+      <w:r>
+        <w:rPr>
+          <w:rFonts w:ascii="맑은 고딕" w:hAnsi="맑은 고딕" w:eastAsia="맑은 고딕"/>
+          <w:b/>
+          <w:i w:val="0"/>
+          <w:color w:val="000000"/>
+          <w:sz w:val="19"/>
+        </w:rPr>
+        <w:t>정보한계 거절의 문면 한 줄</w:t>
+      </w:r>
+      <w:r>
+        <w:rPr>
+          <w:rFonts w:ascii="맑은 고딕" w:hAnsi="맑은 고딕" w:eastAsia="맑은 고딕"/>
+          <w:b w:val="0"/>
+          <w:i w:val="0"/>
+          <w:color w:val="000000"/>
+          <w:sz w:val="19"/>
+        </w:rPr>
+        <w:t>(</w:t>
+      </w:r>
+      <w:r>
+        <w:rPr>
+          <w:rFonts w:ascii="Consolas" w:hAnsi="Consolas" w:eastAsia="맑은 고딕"/>
+          <w:b w:val="0"/>
+          <w:i w:val="0"/>
+          <w:color w:val="000000"/>
+          <w:sz w:val="19"/>
+        </w:rPr>
+        <w:t>limit_followup</w:t>
+      </w:r>
+      <w:r>
+        <w:rPr>
+          <w:rFonts w:ascii="맑은 고딕" w:hAnsi="맑은 고딕" w:eastAsia="맑은 고딕"/>
+          <w:b w:val="0"/>
+          <w:i w:val="0"/>
+          <w:color w:val="000000"/>
+          <w:sz w:val="19"/>
+        </w:rPr>
+        <w:t xml:space="preserve">)만 얹은 것이고, 정답 판정 경로를 건드리지 않는다. </w:t>
+      </w:r>
+      <w:r>
+        <w:rPr>
+          <w:rFonts w:ascii="Consolas" w:hAnsi="Consolas" w:eastAsia="맑은 고딕"/>
+          <w:b w:val="0"/>
+          <w:i w:val="0"/>
+          <w:color w:val="000000"/>
+          <w:sz w:val="19"/>
+        </w:rPr>
+        <w:t>A94</w:t>
+      </w:r>
+      <w:r>
+        <w:rPr>
+          <w:rFonts w:ascii="맑은 고딕" w:hAnsi="맑은 고딕" w:eastAsia="맑은 고딕"/>
+          <w:b w:val="0"/>
+          <w:i w:val="0"/>
+          <w:color w:val="000000"/>
+          <w:sz w:val="19"/>
+        </w:rPr>
+        <w:t xml:space="preserve"> 로는 골든셋 </w:t>
+      </w:r>
+      <w:r>
+        <w:rPr>
+          <w:rFonts w:ascii="맑은 고딕" w:hAnsi="맑은 고딕" w:eastAsia="맑은 고딕"/>
+          <w:b/>
+          <w:i w:val="0"/>
+          <w:color w:val="000000"/>
+          <w:sz w:val="19"/>
+        </w:rPr>
+        <w:t>로컬 1회 112/112</w:t>
+      </w:r>
+      <w:r>
+        <w:rPr>
+          <w:rFonts w:ascii="맑은 고딕" w:hAnsi="맑은 고딕" w:eastAsia="맑은 고딕"/>
+          <w:b w:val="0"/>
+          <w:i w:val="0"/>
+          <w:color w:val="000000"/>
+          <w:sz w:val="19"/>
+        </w:rPr>
+        <w:t xml:space="preserve"> 를 확인했다(2026-08-31). 서버 3회를 다시 사지 않은 이유가 그것이다 — 바뀐 것이 거절 문면뿐이다.</w:t>
       </w:r>
     </w:p>
     <w:tbl>
@@ -1261,7 +1416,7 @@
                 <w:color w:val="000000"/>
                 <w:sz w:val="18"/>
               </w:rPr>
-              <w:t>2,017건</w:t>
+              <w:t>2,056건</w:t>
             </w:r>
           </w:p>
         </w:tc>
@@ -2921,7 +3076,7 @@
           <w:color w:val="000000"/>
           <w:sz w:val="19"/>
         </w:rPr>
-        <w:t>A92</w:t>
+        <w:t>A94</w:t>
       </w:r>
       <w:r>
         <w:rPr>
@@ -2931,7 +3086,7 @@
           <w:color w:val="000000"/>
           <w:sz w:val="19"/>
         </w:rPr>
-        <w:t xml:space="preserve"> (2026-08-28 · 평가 서버 3회)</w:t>
+        <w:t xml:space="preserve"> (평가 서버 3회)</w:t>
       </w:r>
     </w:p>
     <w:tbl>
@@ -4548,7 +4703,7 @@
                 <w:color w:val="000000"/>
                 <w:sz w:val="18"/>
               </w:rPr>
-              <w:t>2,017건 (전량 통과)</w:t>
+              <w:t>2,056건 (전량 통과)</w:t>
             </w:r>
           </w:p>
         </w:tc>
@@ -5268,7 +5423,7 @@
           <w:color w:val="000000"/>
           <w:sz w:val="19"/>
         </w:rPr>
-        <w:t>A92</w:t>
+        <w:t>A94</w:t>
       </w:r>
       <w:r>
         <w:rPr>
@@ -8388,7 +8543,7 @@
           <w:color w:val="000000"/>
           <w:sz w:val="19"/>
         </w:rPr>
-        <w:t xml:space="preserve"> — 평가 하네스와 산출물 재생성 경로를 코드로 고정했고, 자동화 시험 2,017건이 제출 구성과 기능별 동작을 고정한다.</w:t>
+        <w:t xml:space="preserve"> — 평가 하네스와 산출물 재생성 경로를 코드로 고정했고, 자동화 시험 2,056건이 제출 구성과 기능별 동작을 고정한다.</w:t>
       </w:r>
     </w:p>
     <w:p>
@@ -8842,7 +8997,7 @@
           <w:color w:val="000000"/>
           <w:sz w:val="19"/>
         </w:rPr>
-        <w:t xml:space="preserve"> 검증이 실패하면 답변을 다시 쓰는데, 그 사정이 배달 문면에 남는 일이 드물게 있다(*"앞서 제공한 답변 중 일부 오류가 발견되었습니다"*). 배포본 </w:t>
+        <w:t xml:space="preserve"> 검증이 실패하면 답변을 다시 쓰는데, 그 사정이 배달 문면에 남는 일이 드물게 있다(*"앞서 제공한 답변 중 일부 오류가 발견되었습니다"*). </w:t>
       </w:r>
       <w:r>
         <w:rPr>
@@ -8862,7 +9017,7 @@
           <w:color w:val="000000"/>
           <w:sz w:val="19"/>
         </w:rPr>
-        <w:t xml:space="preserve"> 의 골든셋 336응답에서는 </w:t>
+        <w:t xml:space="preserve"> 서버 3회의 골든셋 336응답에서는 </w:t>
       </w:r>
       <w:r>
         <w:rPr>
@@ -9883,7 +10038,7 @@
           <w:color w:val="000000"/>
           <w:sz w:val="19"/>
         </w:rPr>
-        <w:t>A92</w:t>
+        <w:t>A94</w:t>
       </w:r>
       <w:r>
         <w:rPr>

--- a/docs/proposal/기술제안서_ARGUS_v2.docx
+++ b/docs/proposal/기술제안서_ARGUS_v2.docx
@@ -787,7 +787,7 @@
           <w:color w:val="000000"/>
           <w:sz w:val="19"/>
         </w:rPr>
-        <w:t>성과 요약 — 배포본 `A94`</w:t>
+        <w:t>성과 요약 — 배포본 `A95`</w:t>
       </w:r>
     </w:p>
     <w:p>
@@ -3076,7 +3076,7 @@
           <w:color w:val="000000"/>
           <w:sz w:val="19"/>
         </w:rPr>
-        <w:t>A94</w:t>
+        <w:t>A95</w:t>
       </w:r>
       <w:r>
         <w:rPr>
@@ -5423,7 +5423,7 @@
           <w:color w:val="000000"/>
           <w:sz w:val="19"/>
         </w:rPr>
-        <w:t>A94</w:t>
+        <w:t>A95</w:t>
       </w:r>
       <w:r>
         <w:rPr>
@@ -10038,7 +10038,7 @@
           <w:color w:val="000000"/>
           <w:sz w:val="19"/>
         </w:rPr>
-        <w:t>A94</w:t>
+        <w:t>A95</w:t>
       </w:r>
       <w:r>
         <w:rPr>
